--- a/VPM360_Database_Tables_and_Schemas_v2.docx
+++ b/VPM360_Database_Tables_and_Schemas_v2.docx
@@ -28309,7 +28309,7 @@
           <w:color w:val="1A365D"/>
           <w:sz w:val="36"/>
         </w:rPr>
-        <w:t>4. Complete API &amp; JSON Provider Route Catalog</w:t>
+        <w:t>4. Canonical Integration Route Catalog (BRD Aligned)</w:t>
       </w:r>
     </w:p>
     <w:p>
@@ -28317,7 +28317,7 @@
         <w:rPr>
           <w:sz w:val="20"/>
         </w:rPr>
-        <w:t>The application registers 57 OpenAPI endpoints across all four enterprise integrations. The matrix below categorizes each endpoint by its operational target: PostgreSQL Database (ACID Storage) or Active Integration Provider (JSON Fixtures / External Mock).</w:t>
+        <w:t>In accordance with BRD Section 4 requirements, the API implements a unified Single-Route Architecture. Each route automatically interacts with external enterprise APIs (Tenable, BMC Helix CMDB, BMC Helix ITSM, Red Hat Satellite) when configured in API mode, and seamlessly falls back to local PostgreSQL storage and JSON fixtures when in JSON mode or when the remote service is unavailable. Callers interact with a single canonical route per function.</w:t>
       </w:r>
     </w:p>
     <w:tbl>
@@ -28407,7 +28407,7 @@
                 <w:color w:val="FFFFFF"/>
                 <w:sz w:val="19"/>
               </w:rPr>
-              <w:t>Operational Mode</w:t>
+              <w:t>Data Handling</w:t>
             </w:r>
           </w:p>
         </w:tc>
@@ -28501,7 +28501,7 @@
                 <w:color w:val="2D3748"/>
                 <w:sz w:val="18"/>
               </w:rPr>
-              <w:t>Provider / JSON Data</w:t>
+              <w:t>Unified: Live API or JSON/DB</w:t>
             </w:r>
           </w:p>
         </w:tc>
@@ -28523,7 +28523,7 @@
                 <w:color w:val="2D3748"/>
                 <w:sz w:val="18"/>
               </w:rPr>
-              <w:t>Correlate Ip</w:t>
+              <w:t>Correlate IP address to server CI (BRD Rule 4.3)</w:t>
             </w:r>
           </w:p>
         </w:tc>
@@ -28547,7 +28547,7 @@
                 <w:color w:val="2D3748"/>
                 <w:sz w:val="18"/>
               </w:rPr>
-              <w:t>GET</w:t>
+              <w:t>POST</w:t>
             </w:r>
           </w:p>
         </w:tc>
@@ -28569,7 +28569,7 @@
                 <w:color w:val="2D3748"/>
                 <w:sz w:val="18"/>
               </w:rPr>
-              <w:t>/api/v1/cmdb/databases</w:t>
+              <w:t>/api/v1/cmdb/import</w:t>
             </w:r>
           </w:p>
         </w:tc>
@@ -28591,7 +28591,7 @@
                 <w:color w:val="2D3748"/>
                 <w:sz w:val="18"/>
               </w:rPr>
-              <w:t>PostgreSQL Database</w:t>
+              <w:t>Unified: Live API or JSON/DB</w:t>
             </w:r>
           </w:p>
         </w:tc>
@@ -28613,7 +28613,7 @@
                 <w:color w:val="2D3748"/>
                 <w:sz w:val="18"/>
               </w:rPr>
-              <w:t>List Databases</w:t>
+              <w:t>Import and synchronize CMDB CIs into PostgreSQL</w:t>
             </w:r>
           </w:p>
         </w:tc>
@@ -28637,7 +28637,7 @@
                 <w:color w:val="2D3748"/>
                 <w:sz w:val="18"/>
               </w:rPr>
-              <w:t>POST</w:t>
+              <w:t>GET</w:t>
             </w:r>
           </w:p>
         </w:tc>
@@ -28659,7 +28659,7 @@
                 <w:color w:val="2D3748"/>
                 <w:sz w:val="18"/>
               </w:rPr>
-              <w:t>/api/v1/cmdb/databases</w:t>
+              <w:t>/api/v1/cmdb/servers</w:t>
             </w:r>
           </w:p>
         </w:tc>
@@ -28681,7 +28681,7 @@
                 <w:color w:val="2D3748"/>
                 <w:sz w:val="18"/>
               </w:rPr>
-              <w:t>PostgreSQL Database</w:t>
+              <w:t>Unified: Live API or JSON/DB</w:t>
             </w:r>
           </w:p>
         </w:tc>
@@ -28703,7 +28703,7 @@
                 <w:color w:val="2D3748"/>
                 <w:sz w:val="18"/>
               </w:rPr>
-              <w:t>Create Database</w:t>
+              <w:t>List server configuration items</w:t>
             </w:r>
           </w:p>
         </w:tc>
@@ -28749,7 +28749,7 @@
                 <w:color w:val="2D3748"/>
                 <w:sz w:val="18"/>
               </w:rPr>
-              <w:t>/api/v1/cmdb/databases/{database_id}</w:t>
+              <w:t>/api/v1/cmdb/servers/{server_id}</w:t>
             </w:r>
           </w:p>
         </w:tc>
@@ -28771,7 +28771,7 @@
                 <w:color w:val="2D3748"/>
                 <w:sz w:val="18"/>
               </w:rPr>
-              <w:t>PostgreSQL Database</w:t>
+              <w:t>Unified: Live API or JSON/DB</w:t>
             </w:r>
           </w:p>
         </w:tc>
@@ -28793,7 +28793,7 @@
                 <w:color w:val="2D3748"/>
                 <w:sz w:val="18"/>
               </w:rPr>
-              <w:t>Get Database</w:t>
+              <w:t>Get server CI details by ID</w:t>
             </w:r>
           </w:p>
         </w:tc>
@@ -28817,7 +28817,7 @@
                 <w:color w:val="2D3748"/>
                 <w:sz w:val="18"/>
               </w:rPr>
-              <w:t>PATCH</w:t>
+              <w:t>GET</w:t>
             </w:r>
           </w:p>
         </w:tc>
@@ -28839,7 +28839,7 @@
                 <w:color w:val="2D3748"/>
                 <w:sz w:val="18"/>
               </w:rPr>
-              <w:t>/api/v1/cmdb/databases/{database_id}</w:t>
+              <w:t>/api/v1/health</w:t>
             </w:r>
           </w:p>
         </w:tc>
@@ -28861,7 +28861,7 @@
                 <w:color w:val="2D3748"/>
                 <w:sz w:val="18"/>
               </w:rPr>
-              <w:t>PostgreSQL Database</w:t>
+              <w:t>Unified: Live API or JSON/DB</w:t>
             </w:r>
           </w:p>
         </w:tc>
@@ -28883,7 +28883,7 @@
                 <w:color w:val="2D3748"/>
                 <w:sz w:val="18"/>
               </w:rPr>
-              <w:t>Update Database</w:t>
+              <w:t>Application health check</w:t>
             </w:r>
           </w:p>
         </w:tc>
@@ -28907,7 +28907,7 @@
                 <w:color w:val="2D3748"/>
                 <w:sz w:val="18"/>
               </w:rPr>
-              <w:t>POST</w:t>
+              <w:t>GET</w:t>
             </w:r>
           </w:p>
         </w:tc>
@@ -28929,7 +28929,7 @@
                 <w:color w:val="2D3748"/>
                 <w:sz w:val="18"/>
               </w:rPr>
-              <w:t>/api/v1/cmdb/import</w:t>
+              <w:t>/api/v1/itsm/changes</w:t>
             </w:r>
           </w:p>
         </w:tc>
@@ -28951,7 +28951,7 @@
                 <w:color w:val="2D3748"/>
                 <w:sz w:val="18"/>
               </w:rPr>
-              <w:t>PostgreSQL Database</w:t>
+              <w:t>Unified: Live API or JSON/DB</w:t>
             </w:r>
           </w:p>
         </w:tc>
@@ -28973,7 +28973,7 @@
                 <w:color w:val="2D3748"/>
                 <w:sz w:val="18"/>
               </w:rPr>
-              <w:t>Import Cmdb Data</w:t>
+              <w:t>List change requests</w:t>
             </w:r>
           </w:p>
         </w:tc>
@@ -28997,7 +28997,7 @@
                 <w:color w:val="2D3748"/>
                 <w:sz w:val="18"/>
               </w:rPr>
-              <w:t>GET</w:t>
+              <w:t>POST</w:t>
             </w:r>
           </w:p>
         </w:tc>
@@ -29019,7 +29019,7 @@
                 <w:color w:val="2D3748"/>
                 <w:sz w:val="18"/>
               </w:rPr>
-              <w:t>/api/v1/cmdb/middleware</w:t>
+              <w:t>/api/v1/itsm/changes</w:t>
             </w:r>
           </w:p>
         </w:tc>
@@ -29041,7 +29041,7 @@
                 <w:color w:val="2D3748"/>
                 <w:sz w:val="18"/>
               </w:rPr>
-              <w:t>PostgreSQL Database</w:t>
+              <w:t>Unified: Live API or JSON/DB</w:t>
             </w:r>
           </w:p>
         </w:tc>
@@ -29063,7 +29063,7 @@
                 <w:color w:val="2D3748"/>
                 <w:sz w:val="18"/>
               </w:rPr>
-              <w:t>List Middleware</w:t>
+              <w:t>Create change request (19 BRD QA Fields)</w:t>
             </w:r>
           </w:p>
         </w:tc>
@@ -29087,7 +29087,7 @@
                 <w:color w:val="2D3748"/>
                 <w:sz w:val="18"/>
               </w:rPr>
-              <w:t>POST</w:t>
+              <w:t>GET</w:t>
             </w:r>
           </w:p>
         </w:tc>
@@ -29109,7 +29109,7 @@
                 <w:color w:val="2D3748"/>
                 <w:sz w:val="18"/>
               </w:rPr>
-              <w:t>/api/v1/cmdb/middleware</w:t>
+              <w:t>/api/v1/itsm/changes/{change_id}</w:t>
             </w:r>
           </w:p>
         </w:tc>
@@ -29131,7 +29131,7 @@
                 <w:color w:val="2D3748"/>
                 <w:sz w:val="18"/>
               </w:rPr>
-              <w:t>PostgreSQL Database</w:t>
+              <w:t>Unified: Live API or JSON/DB</w:t>
             </w:r>
           </w:p>
         </w:tc>
@@ -29153,7 +29153,7 @@
                 <w:color w:val="2D3748"/>
                 <w:sz w:val="18"/>
               </w:rPr>
-              <w:t>Create Middleware</w:t>
+              <w:t>Get change request details by ID</w:t>
             </w:r>
           </w:p>
         </w:tc>
@@ -29199,7 +29199,7 @@
                 <w:color w:val="2D3748"/>
                 <w:sz w:val="18"/>
               </w:rPr>
-              <w:t>/api/v1/cmdb/middleware/{middleware_id}</w:t>
+              <w:t>/api/v1/itsm/changes/{change_id}/worklogs</w:t>
             </w:r>
           </w:p>
         </w:tc>
@@ -29221,7 +29221,7 @@
                 <w:color w:val="2D3748"/>
                 <w:sz w:val="18"/>
               </w:rPr>
-              <w:t>PostgreSQL Database</w:t>
+              <w:t>Unified: Live API or JSON/DB</w:t>
             </w:r>
           </w:p>
         </w:tc>
@@ -29243,7 +29243,7 @@
                 <w:color w:val="2D3748"/>
                 <w:sz w:val="18"/>
               </w:rPr>
-              <w:t>Get Middleware</w:t>
+              <w:t>List worklogs for a change request</w:t>
             </w:r>
           </w:p>
         </w:tc>
@@ -29267,7 +29267,7 @@
                 <w:color w:val="2D3748"/>
                 <w:sz w:val="18"/>
               </w:rPr>
-              <w:t>PATCH</w:t>
+              <w:t>POST</w:t>
             </w:r>
           </w:p>
         </w:tc>
@@ -29289,7 +29289,7 @@
                 <w:color w:val="2D3748"/>
                 <w:sz w:val="18"/>
               </w:rPr>
-              <w:t>/api/v1/cmdb/middleware/{middleware_id}</w:t>
+              <w:t>/api/v1/itsm/changes/{change_id}/worklogs</w:t>
             </w:r>
           </w:p>
         </w:tc>
@@ -29311,7 +29311,7 @@
                 <w:color w:val="2D3748"/>
                 <w:sz w:val="18"/>
               </w:rPr>
-              <w:t>PostgreSQL Database</w:t>
+              <w:t>Unified: Live API or JSON/DB</w:t>
             </w:r>
           </w:p>
         </w:tc>
@@ -29333,7 +29333,7 @@
                 <w:color w:val="2D3748"/>
                 <w:sz w:val="18"/>
               </w:rPr>
-              <w:t>Update Middleware</w:t>
+              <w:t>Add worklog to a change request</w:t>
             </w:r>
           </w:p>
         </w:tc>
@@ -29357,7 +29357,7 @@
                 <w:color w:val="2D3748"/>
                 <w:sz w:val="18"/>
               </w:rPr>
-              <w:t>GET</w:t>
+              <w:t>POST</w:t>
             </w:r>
           </w:p>
         </w:tc>
@@ -29379,7 +29379,7 @@
                 <w:color w:val="2D3748"/>
                 <w:sz w:val="18"/>
               </w:rPr>
-              <w:t>/api/v1/cmdb/relationships</w:t>
+              <w:t>/api/v1/itsm/import</w:t>
             </w:r>
           </w:p>
         </w:tc>
@@ -29401,7 +29401,7 @@
                 <w:color w:val="2D3748"/>
                 <w:sz w:val="18"/>
               </w:rPr>
-              <w:t>PostgreSQL Database</w:t>
+              <w:t>Unified: Live API or JSON/DB</w:t>
             </w:r>
           </w:p>
         </w:tc>
@@ -29423,7 +29423,7 @@
                 <w:color w:val="2D3748"/>
                 <w:sz w:val="18"/>
               </w:rPr>
-              <w:t>List Relationships</w:t>
+              <w:t>Import and synchronize changes and worklogs into PostgreSQL</w:t>
             </w:r>
           </w:p>
         </w:tc>
@@ -29447,7 +29447,7 @@
                 <w:color w:val="2D3748"/>
                 <w:sz w:val="18"/>
               </w:rPr>
-              <w:t>POST</w:t>
+              <w:t>GET</w:t>
             </w:r>
           </w:p>
         </w:tc>
@@ -29469,7 +29469,7 @@
                 <w:color w:val="2D3748"/>
                 <w:sz w:val="18"/>
               </w:rPr>
-              <w:t>/api/v1/cmdb/relationships</w:t>
+              <w:t>/api/v1/ready</w:t>
             </w:r>
           </w:p>
         </w:tc>
@@ -29491,7 +29491,7 @@
                 <w:color w:val="2D3748"/>
                 <w:sz w:val="18"/>
               </w:rPr>
-              <w:t>PostgreSQL Database</w:t>
+              <w:t>Unified: Live API or JSON/DB</w:t>
             </w:r>
           </w:p>
         </w:tc>
@@ -29513,7 +29513,7 @@
                 <w:color w:val="2D3748"/>
                 <w:sz w:val="18"/>
               </w:rPr>
-              <w:t>Create Relationship</w:t>
+              <w:t>Application readiness check</w:t>
             </w:r>
           </w:p>
         </w:tc>
@@ -29559,7 +29559,7 @@
                 <w:color w:val="2D3748"/>
                 <w:sz w:val="18"/>
               </w:rPr>
-              <w:t>/api/v1/cmdb/relationships/{relationship_id}</w:t>
+              <w:t>/api/v1/satellite/hosts</w:t>
             </w:r>
           </w:p>
         </w:tc>
@@ -29581,7 +29581,7 @@
                 <w:color w:val="2D3748"/>
                 <w:sz w:val="18"/>
               </w:rPr>
-              <w:t>PostgreSQL Database</w:t>
+              <w:t>Unified: Live API or JSON/DB</w:t>
             </w:r>
           </w:p>
         </w:tc>
@@ -29603,7 +29603,7 @@
                 <w:color w:val="2D3748"/>
                 <w:sz w:val="18"/>
               </w:rPr>
-              <w:t>Get Relationship</w:t>
+              <w:t>List Satellite hosts (BRD S1)</w:t>
             </w:r>
           </w:p>
         </w:tc>
@@ -29627,7 +29627,7 @@
                 <w:color w:val="2D3748"/>
                 <w:sz w:val="18"/>
               </w:rPr>
-              <w:t>GET</w:t>
+              <w:t>POST</w:t>
             </w:r>
           </w:p>
         </w:tc>
@@ -29649,7 +29649,7 @@
                 <w:color w:val="2D3748"/>
                 <w:sz w:val="18"/>
               </w:rPr>
-              <w:t>/api/v1/cmdb/servers</w:t>
+              <w:t>/api/v1/satellite/import</w:t>
             </w:r>
           </w:p>
         </w:tc>
@@ -29671,7 +29671,7 @@
                 <w:color w:val="2D3748"/>
                 <w:sz w:val="18"/>
               </w:rPr>
-              <w:t>PostgreSQL Database</w:t>
+              <w:t>Unified: Live API or JSON/DB</w:t>
             </w:r>
           </w:p>
         </w:tc>
@@ -29693,7 +29693,7 @@
                 <w:color w:val="2D3748"/>
                 <w:sz w:val="18"/>
               </w:rPr>
-              <w:t>List Servers</w:t>
+              <w:t>Import and synchronize hosts and templates into PostgreSQL</w:t>
             </w:r>
           </w:p>
         </w:tc>
@@ -29717,7 +29717,7 @@
                 <w:color w:val="2D3748"/>
                 <w:sz w:val="18"/>
               </w:rPr>
-              <w:t>POST</w:t>
+              <w:t>GET</w:t>
             </w:r>
           </w:p>
         </w:tc>
@@ -29739,7 +29739,7 @@
                 <w:color w:val="2D3748"/>
                 <w:sz w:val="18"/>
               </w:rPr>
-              <w:t>/api/v1/cmdb/servers</w:t>
+              <w:t>/api/v1/satellite/job-templates</w:t>
             </w:r>
           </w:p>
         </w:tc>
@@ -29761,7 +29761,7 @@
                 <w:color w:val="2D3748"/>
                 <w:sz w:val="18"/>
               </w:rPr>
-              <w:t>PostgreSQL Database</w:t>
+              <w:t>Unified: Live API or JSON/DB</w:t>
             </w:r>
           </w:p>
         </w:tc>
@@ -29783,7 +29783,7 @@
                 <w:color w:val="2D3748"/>
                 <w:sz w:val="18"/>
               </w:rPr>
-              <w:t>Create Server</w:t>
+              <w:t>List approved job templates (BRD S2)</w:t>
             </w:r>
           </w:p>
         </w:tc>
@@ -29807,7 +29807,7 @@
                 <w:color w:val="2D3748"/>
                 <w:sz w:val="18"/>
               </w:rPr>
-              <w:t>GET</w:t>
+              <w:t>POST</w:t>
             </w:r>
           </w:p>
         </w:tc>
@@ -29829,7 +29829,7 @@
                 <w:color w:val="2D3748"/>
                 <w:sz w:val="18"/>
               </w:rPr>
-              <w:t>/api/v1/cmdb/servers/by-ip/{ip_address}</w:t>
+              <w:t>/api/v1/satellite/jobs</w:t>
             </w:r>
           </w:p>
         </w:tc>
@@ -29851,7 +29851,7 @@
                 <w:color w:val="2D3748"/>
                 <w:sz w:val="18"/>
               </w:rPr>
-              <w:t>PostgreSQL Database</w:t>
+              <w:t>Unified: Live API or JSON/DB</w:t>
             </w:r>
           </w:p>
         </w:tc>
@@ -29873,7 +29873,7 @@
                 <w:color w:val="2D3748"/>
                 <w:sz w:val="18"/>
               </w:rPr>
-              <w:t>Find Servers By Ip</w:t>
+              <w:t>Launch job execution (BRD S3)</w:t>
             </w:r>
           </w:p>
         </w:tc>
@@ -29919,7 +29919,7 @@
                 <w:color w:val="2D3748"/>
                 <w:sz w:val="18"/>
               </w:rPr>
-              <w:t>/api/v1/cmdb/servers/{server_id}</w:t>
+              <w:t>/api/v1/satellite/jobs/{job_run_id}</w:t>
             </w:r>
           </w:p>
         </w:tc>
@@ -29941,7 +29941,7 @@
                 <w:color w:val="2D3748"/>
                 <w:sz w:val="18"/>
               </w:rPr>
-              <w:t>PostgreSQL Database</w:t>
+              <w:t>Unified: Live API or JSON/DB</w:t>
             </w:r>
           </w:p>
         </w:tc>
@@ -29963,7 +29963,7 @@
                 <w:color w:val="2D3748"/>
                 <w:sz w:val="18"/>
               </w:rPr>
-              <w:t>Get Server</w:t>
+              <w:t>Get job run status and results (BRD S4/S5)</w:t>
             </w:r>
           </w:p>
         </w:tc>
@@ -29987,7 +29987,7 @@
                 <w:color w:val="2D3748"/>
                 <w:sz w:val="18"/>
               </w:rPr>
-              <w:t>PATCH</w:t>
+              <w:t>POST</w:t>
             </w:r>
           </w:p>
         </w:tc>
@@ -30009,7 +30009,7 @@
                 <w:color w:val="2D3748"/>
                 <w:sz w:val="18"/>
               </w:rPr>
-              <w:t>/api/v1/cmdb/servers/{server_id}</w:t>
+              <w:t>/api/v1/satellite/jobs/{job_run_id}/cancel</w:t>
             </w:r>
           </w:p>
         </w:tc>
@@ -30031,7 +30031,7 @@
                 <w:color w:val="2D3748"/>
                 <w:sz w:val="18"/>
               </w:rPr>
-              <w:t>PostgreSQL Database</w:t>
+              <w:t>Unified: Live API or JSON/DB</w:t>
             </w:r>
           </w:p>
         </w:tc>
@@ -30053,7 +30053,7 @@
                 <w:color w:val="2D3748"/>
                 <w:sz w:val="18"/>
               </w:rPr>
-              <w:t>Update Server</w:t>
+              <w:t>Cancel active job run (BRD S7)</w:t>
             </w:r>
           </w:p>
         </w:tc>
@@ -30099,7 +30099,7 @@
                 <w:color w:val="2D3748"/>
                 <w:sz w:val="18"/>
               </w:rPr>
-              <w:t>/api/v1/health</w:t>
+              <w:t>/api/v1/tenable/findings</w:t>
             </w:r>
           </w:p>
         </w:tc>
@@ -30121,7 +30121,7 @@
                 <w:color w:val="2D3748"/>
                 <w:sz w:val="18"/>
               </w:rPr>
-              <w:t>PostgreSQL Database</w:t>
+              <w:t>Unified: Live API or JSON/DB</w:t>
             </w:r>
           </w:p>
         </w:tc>
@@ -30143,7 +30143,7 @@
                 <w:color w:val="2D3748"/>
                 <w:sz w:val="18"/>
               </w:rPr>
-              <w:t>Application health check</w:t>
+              <w:t>List vulnerability findings</w:t>
             </w:r>
           </w:p>
         </w:tc>
@@ -30189,7 +30189,7 @@
                 <w:color w:val="2D3748"/>
                 <w:sz w:val="18"/>
               </w:rPr>
-              <w:t>/api/v1/itsm/changes</w:t>
+              <w:t>/api/v1/tenable/findings/{finding_id}</w:t>
             </w:r>
           </w:p>
         </w:tc>
@@ -30211,7 +30211,7 @@
                 <w:color w:val="2D3748"/>
                 <w:sz w:val="18"/>
               </w:rPr>
-              <w:t>PostgreSQL Database</w:t>
+              <w:t>Unified: Live API or JSON/DB</w:t>
             </w:r>
           </w:p>
         </w:tc>
@@ -30233,7 +30233,7 @@
                 <w:color w:val="2D3748"/>
                 <w:sz w:val="18"/>
               </w:rPr>
-              <w:t>List Changes</w:t>
+              <w:t>Get finding details by ID</w:t>
             </w:r>
           </w:p>
         </w:tc>
@@ -30279,7 +30279,7 @@
                 <w:color w:val="2D3748"/>
                 <w:sz w:val="18"/>
               </w:rPr>
-              <w:t>/api/v1/itsm/changes</w:t>
+              <w:t>/api/v1/tenable/import</w:t>
             </w:r>
           </w:p>
         </w:tc>
@@ -30301,7 +30301,7 @@
                 <w:color w:val="2D3748"/>
                 <w:sz w:val="18"/>
               </w:rPr>
-              <w:t>PostgreSQL Database</w:t>
+              <w:t>Unified: Live API or JSON/DB</w:t>
             </w:r>
           </w:p>
         </w:tc>
@@ -30323,7 +30323,7 @@
                 <w:color w:val="2D3748"/>
                 <w:sz w:val="18"/>
               </w:rPr>
-              <w:t>Create Change</w:t>
+              <w:t>Import and synchronize findings into PostgreSQL</w:t>
             </w:r>
           </w:p>
         </w:tc>
@@ -30369,7 +30369,7 @@
                 <w:color w:val="2D3748"/>
                 <w:sz w:val="18"/>
               </w:rPr>
-              <w:t>/api/v1/itsm/changes/{change_id}</w:t>
+              <w:t>/api/v1/tenable/scans</w:t>
             </w:r>
           </w:p>
         </w:tc>
@@ -30391,7 +30391,7 @@
                 <w:color w:val="2D3748"/>
                 <w:sz w:val="18"/>
               </w:rPr>
-              <w:t>PostgreSQL Database</w:t>
+              <w:t>Unified: Live API or JSON/DB</w:t>
             </w:r>
           </w:p>
         </w:tc>
@@ -30413,2617 +30413,7 @@
                 <w:color w:val="2D3748"/>
                 <w:sz w:val="18"/>
               </w:rPr>
-              <w:t>Get Change</w:t>
-            </w:r>
-          </w:p>
-        </w:tc>
-      </w:tr>
-      <w:tr>
-        <w:tc>
-          <w:tcPr>
-            <w:tcW w:type="dxa" w:w="1296"/>
-            <w:shd w:fill="F7FAFC"/>
-            <w:tcMar>
-              <w:top w:w="80" w:type="dxa"/>
-              <w:bottom w:w="80" w:type="dxa"/>
-              <w:left w:w="120" w:type="dxa"/>
-              <w:right w:w="120" w:type="dxa"/>
-            </w:tcMar>
-          </w:tcPr>
-          <w:p>
-            <w:r>
-              <w:rPr>
-                <w:rFonts w:ascii="Calibri" w:hAnsi="Calibri"/>
-                <w:color w:val="2D3748"/>
-                <w:sz w:val="18"/>
-              </w:rPr>
-              <w:t>PATCH</w:t>
-            </w:r>
-          </w:p>
-        </w:tc>
-        <w:tc>
-          <w:tcPr>
-            <w:tcW w:type="dxa" w:w="3600"/>
-            <w:shd w:fill="F7FAFC"/>
-            <w:tcMar>
-              <w:top w:w="80" w:type="dxa"/>
-              <w:bottom w:w="80" w:type="dxa"/>
-              <w:left w:w="120" w:type="dxa"/>
-              <w:right w:w="120" w:type="dxa"/>
-            </w:tcMar>
-          </w:tcPr>
-          <w:p>
-            <w:r>
-              <w:rPr>
-                <w:rFonts w:ascii="Calibri" w:hAnsi="Calibri"/>
-                <w:color w:val="2D3748"/>
-                <w:sz w:val="18"/>
-              </w:rPr>
-              <w:t>/api/v1/itsm/changes/{change_id}</w:t>
-            </w:r>
-          </w:p>
-        </w:tc>
-        <w:tc>
-          <w:tcPr>
-            <w:tcW w:type="dxa" w:w="2016"/>
-            <w:shd w:fill="F7FAFC"/>
-            <w:tcMar>
-              <w:top w:w="80" w:type="dxa"/>
-              <w:bottom w:w="80" w:type="dxa"/>
-              <w:left w:w="120" w:type="dxa"/>
-              <w:right w:w="120" w:type="dxa"/>
-            </w:tcMar>
-          </w:tcPr>
-          <w:p>
-            <w:r>
-              <w:rPr>
-                <w:rFonts w:ascii="Calibri" w:hAnsi="Calibri"/>
-                <w:color w:val="2D3748"/>
-                <w:sz w:val="18"/>
-              </w:rPr>
-              <w:t>PostgreSQL Database</w:t>
-            </w:r>
-          </w:p>
-        </w:tc>
-        <w:tc>
-          <w:tcPr>
-            <w:tcW w:type="dxa" w:w="3168"/>
-            <w:shd w:fill="F7FAFC"/>
-            <w:tcMar>
-              <w:top w:w="80" w:type="dxa"/>
-              <w:bottom w:w="80" w:type="dxa"/>
-              <w:left w:w="120" w:type="dxa"/>
-              <w:right w:w="120" w:type="dxa"/>
-            </w:tcMar>
-          </w:tcPr>
-          <w:p>
-            <w:r>
-              <w:rPr>
-                <w:rFonts w:ascii="Calibri" w:hAnsi="Calibri"/>
-                <w:color w:val="2D3748"/>
-                <w:sz w:val="18"/>
-              </w:rPr>
-              <w:t>Update Change</w:t>
-            </w:r>
-          </w:p>
-        </w:tc>
-      </w:tr>
-      <w:tr>
-        <w:tc>
-          <w:tcPr>
-            <w:tcW w:type="dxa" w:w="1296"/>
-            <w:shd w:fill="FFFFFF"/>
-            <w:tcMar>
-              <w:top w:w="80" w:type="dxa"/>
-              <w:bottom w:w="80" w:type="dxa"/>
-              <w:left w:w="120" w:type="dxa"/>
-              <w:right w:w="120" w:type="dxa"/>
-            </w:tcMar>
-          </w:tcPr>
-          <w:p>
-            <w:r>
-              <w:rPr>
-                <w:rFonts w:ascii="Calibri" w:hAnsi="Calibri"/>
-                <w:color w:val="2D3748"/>
-                <w:sz w:val="18"/>
-              </w:rPr>
-              <w:t>GET</w:t>
-            </w:r>
-          </w:p>
-        </w:tc>
-        <w:tc>
-          <w:tcPr>
-            <w:tcW w:type="dxa" w:w="3600"/>
-            <w:shd w:fill="FFFFFF"/>
-            <w:tcMar>
-              <w:top w:w="80" w:type="dxa"/>
-              <w:bottom w:w="80" w:type="dxa"/>
-              <w:left w:w="120" w:type="dxa"/>
-              <w:right w:w="120" w:type="dxa"/>
-            </w:tcMar>
-          </w:tcPr>
-          <w:p>
-            <w:r>
-              <w:rPr>
-                <w:rFonts w:ascii="Calibri" w:hAnsi="Calibri"/>
-                <w:color w:val="2D3748"/>
-                <w:sz w:val="18"/>
-              </w:rPr>
-              <w:t>/api/v1/itsm/changes/{change_id}/history</w:t>
-            </w:r>
-          </w:p>
-        </w:tc>
-        <w:tc>
-          <w:tcPr>
-            <w:tcW w:type="dxa" w:w="2016"/>
-            <w:shd w:fill="FFFFFF"/>
-            <w:tcMar>
-              <w:top w:w="80" w:type="dxa"/>
-              <w:bottom w:w="80" w:type="dxa"/>
-              <w:left w:w="120" w:type="dxa"/>
-              <w:right w:w="120" w:type="dxa"/>
-            </w:tcMar>
-          </w:tcPr>
-          <w:p>
-            <w:r>
-              <w:rPr>
-                <w:rFonts w:ascii="Calibri" w:hAnsi="Calibri"/>
-                <w:color w:val="2D3748"/>
-                <w:sz w:val="18"/>
-              </w:rPr>
-              <w:t>PostgreSQL Database</w:t>
-            </w:r>
-          </w:p>
-        </w:tc>
-        <w:tc>
-          <w:tcPr>
-            <w:tcW w:type="dxa" w:w="3168"/>
-            <w:shd w:fill="FFFFFF"/>
-            <w:tcMar>
-              <w:top w:w="80" w:type="dxa"/>
-              <w:bottom w:w="80" w:type="dxa"/>
-              <w:left w:w="120" w:type="dxa"/>
-              <w:right w:w="120" w:type="dxa"/>
-            </w:tcMar>
-          </w:tcPr>
-          <w:p>
-            <w:r>
-              <w:rPr>
-                <w:rFonts w:ascii="Calibri" w:hAnsi="Calibri"/>
-                <w:color w:val="2D3748"/>
-                <w:sz w:val="18"/>
-              </w:rPr>
-              <w:t>List Change History</w:t>
-            </w:r>
-          </w:p>
-        </w:tc>
-      </w:tr>
-      <w:tr>
-        <w:tc>
-          <w:tcPr>
-            <w:tcW w:type="dxa" w:w="1296"/>
-            <w:shd w:fill="F7FAFC"/>
-            <w:tcMar>
-              <w:top w:w="80" w:type="dxa"/>
-              <w:bottom w:w="80" w:type="dxa"/>
-              <w:left w:w="120" w:type="dxa"/>
-              <w:right w:w="120" w:type="dxa"/>
-            </w:tcMar>
-          </w:tcPr>
-          <w:p>
-            <w:r>
-              <w:rPr>
-                <w:rFonts w:ascii="Calibri" w:hAnsi="Calibri"/>
-                <w:color w:val="2D3748"/>
-                <w:sz w:val="18"/>
-              </w:rPr>
-              <w:t>GET</w:t>
-            </w:r>
-          </w:p>
-        </w:tc>
-        <w:tc>
-          <w:tcPr>
-            <w:tcW w:type="dxa" w:w="3600"/>
-            <w:shd w:fill="F7FAFC"/>
-            <w:tcMar>
-              <w:top w:w="80" w:type="dxa"/>
-              <w:bottom w:w="80" w:type="dxa"/>
-              <w:left w:w="120" w:type="dxa"/>
-              <w:right w:w="120" w:type="dxa"/>
-            </w:tcMar>
-          </w:tcPr>
-          <w:p>
-            <w:r>
-              <w:rPr>
-                <w:rFonts w:ascii="Calibri" w:hAnsi="Calibri"/>
-                <w:color w:val="2D3748"/>
-                <w:sz w:val="18"/>
-              </w:rPr>
-              <w:t>/api/v1/itsm/changes/{change_id}/worklogs</w:t>
-            </w:r>
-          </w:p>
-        </w:tc>
-        <w:tc>
-          <w:tcPr>
-            <w:tcW w:type="dxa" w:w="2016"/>
-            <w:shd w:fill="F7FAFC"/>
-            <w:tcMar>
-              <w:top w:w="80" w:type="dxa"/>
-              <w:bottom w:w="80" w:type="dxa"/>
-              <w:left w:w="120" w:type="dxa"/>
-              <w:right w:w="120" w:type="dxa"/>
-            </w:tcMar>
-          </w:tcPr>
-          <w:p>
-            <w:r>
-              <w:rPr>
-                <w:rFonts w:ascii="Calibri" w:hAnsi="Calibri"/>
-                <w:color w:val="2D3748"/>
-                <w:sz w:val="18"/>
-              </w:rPr>
-              <w:t>PostgreSQL Database</w:t>
-            </w:r>
-          </w:p>
-        </w:tc>
-        <w:tc>
-          <w:tcPr>
-            <w:tcW w:type="dxa" w:w="3168"/>
-            <w:shd w:fill="F7FAFC"/>
-            <w:tcMar>
-              <w:top w:w="80" w:type="dxa"/>
-              <w:bottom w:w="80" w:type="dxa"/>
-              <w:left w:w="120" w:type="dxa"/>
-              <w:right w:w="120" w:type="dxa"/>
-            </w:tcMar>
-          </w:tcPr>
-          <w:p>
-            <w:r>
-              <w:rPr>
-                <w:rFonts w:ascii="Calibri" w:hAnsi="Calibri"/>
-                <w:color w:val="2D3748"/>
-                <w:sz w:val="18"/>
-              </w:rPr>
-              <w:t>List Change Worklogs</w:t>
-            </w:r>
-          </w:p>
-        </w:tc>
-      </w:tr>
-      <w:tr>
-        <w:tc>
-          <w:tcPr>
-            <w:tcW w:type="dxa" w:w="1296"/>
-            <w:shd w:fill="FFFFFF"/>
-            <w:tcMar>
-              <w:top w:w="80" w:type="dxa"/>
-              <w:bottom w:w="80" w:type="dxa"/>
-              <w:left w:w="120" w:type="dxa"/>
-              <w:right w:w="120" w:type="dxa"/>
-            </w:tcMar>
-          </w:tcPr>
-          <w:p>
-            <w:r>
-              <w:rPr>
-                <w:rFonts w:ascii="Calibri" w:hAnsi="Calibri"/>
-                <w:color w:val="2D3748"/>
-                <w:sz w:val="18"/>
-              </w:rPr>
-              <w:t>POST</w:t>
-            </w:r>
-          </w:p>
-        </w:tc>
-        <w:tc>
-          <w:tcPr>
-            <w:tcW w:type="dxa" w:w="3600"/>
-            <w:shd w:fill="FFFFFF"/>
-            <w:tcMar>
-              <w:top w:w="80" w:type="dxa"/>
-              <w:bottom w:w="80" w:type="dxa"/>
-              <w:left w:w="120" w:type="dxa"/>
-              <w:right w:w="120" w:type="dxa"/>
-            </w:tcMar>
-          </w:tcPr>
-          <w:p>
-            <w:r>
-              <w:rPr>
-                <w:rFonts w:ascii="Calibri" w:hAnsi="Calibri"/>
-                <w:color w:val="2D3748"/>
-                <w:sz w:val="18"/>
-              </w:rPr>
-              <w:t>/api/v1/itsm/changes/{change_id}/worklogs</w:t>
-            </w:r>
-          </w:p>
-        </w:tc>
-        <w:tc>
-          <w:tcPr>
-            <w:tcW w:type="dxa" w:w="2016"/>
-            <w:shd w:fill="FFFFFF"/>
-            <w:tcMar>
-              <w:top w:w="80" w:type="dxa"/>
-              <w:bottom w:w="80" w:type="dxa"/>
-              <w:left w:w="120" w:type="dxa"/>
-              <w:right w:w="120" w:type="dxa"/>
-            </w:tcMar>
-          </w:tcPr>
-          <w:p>
-            <w:r>
-              <w:rPr>
-                <w:rFonts w:ascii="Calibri" w:hAnsi="Calibri"/>
-                <w:color w:val="2D3748"/>
-                <w:sz w:val="18"/>
-              </w:rPr>
-              <w:t>PostgreSQL Database</w:t>
-            </w:r>
-          </w:p>
-        </w:tc>
-        <w:tc>
-          <w:tcPr>
-            <w:tcW w:type="dxa" w:w="3168"/>
-            <w:shd w:fill="FFFFFF"/>
-            <w:tcMar>
-              <w:top w:w="80" w:type="dxa"/>
-              <w:bottom w:w="80" w:type="dxa"/>
-              <w:left w:w="120" w:type="dxa"/>
-              <w:right w:w="120" w:type="dxa"/>
-            </w:tcMar>
-          </w:tcPr>
-          <w:p>
-            <w:r>
-              <w:rPr>
-                <w:rFonts w:ascii="Calibri" w:hAnsi="Calibri"/>
-                <w:color w:val="2D3748"/>
-                <w:sz w:val="18"/>
-              </w:rPr>
-              <w:t>Create Change Worklog</w:t>
-            </w:r>
-          </w:p>
-        </w:tc>
-      </w:tr>
-      <w:tr>
-        <w:tc>
-          <w:tcPr>
-            <w:tcW w:type="dxa" w:w="1296"/>
-            <w:shd w:fill="F7FAFC"/>
-            <w:tcMar>
-              <w:top w:w="80" w:type="dxa"/>
-              <w:bottom w:w="80" w:type="dxa"/>
-              <w:left w:w="120" w:type="dxa"/>
-              <w:right w:w="120" w:type="dxa"/>
-            </w:tcMar>
-          </w:tcPr>
-          <w:p>
-            <w:r>
-              <w:rPr>
-                <w:rFonts w:ascii="Calibri" w:hAnsi="Calibri"/>
-                <w:color w:val="2D3748"/>
-                <w:sz w:val="18"/>
-              </w:rPr>
-              <w:t>POST</w:t>
-            </w:r>
-          </w:p>
-        </w:tc>
-        <w:tc>
-          <w:tcPr>
-            <w:tcW w:type="dxa" w:w="3600"/>
-            <w:shd w:fill="F7FAFC"/>
-            <w:tcMar>
-              <w:top w:w="80" w:type="dxa"/>
-              <w:bottom w:w="80" w:type="dxa"/>
-              <w:left w:w="120" w:type="dxa"/>
-              <w:right w:w="120" w:type="dxa"/>
-            </w:tcMar>
-          </w:tcPr>
-          <w:p>
-            <w:r>
-              <w:rPr>
-                <w:rFonts w:ascii="Calibri" w:hAnsi="Calibri"/>
-                <w:color w:val="2D3748"/>
-                <w:sz w:val="18"/>
-              </w:rPr>
-              <w:t>/api/v1/itsm/import</w:t>
-            </w:r>
-          </w:p>
-        </w:tc>
-        <w:tc>
-          <w:tcPr>
-            <w:tcW w:type="dxa" w:w="2016"/>
-            <w:shd w:fill="F7FAFC"/>
-            <w:tcMar>
-              <w:top w:w="80" w:type="dxa"/>
-              <w:bottom w:w="80" w:type="dxa"/>
-              <w:left w:w="120" w:type="dxa"/>
-              <w:right w:w="120" w:type="dxa"/>
-            </w:tcMar>
-          </w:tcPr>
-          <w:p>
-            <w:r>
-              <w:rPr>
-                <w:rFonts w:ascii="Calibri" w:hAnsi="Calibri"/>
-                <w:color w:val="2D3748"/>
-                <w:sz w:val="18"/>
-              </w:rPr>
-              <w:t>PostgreSQL Database</w:t>
-            </w:r>
-          </w:p>
-        </w:tc>
-        <w:tc>
-          <w:tcPr>
-            <w:tcW w:type="dxa" w:w="3168"/>
-            <w:shd w:fill="F7FAFC"/>
-            <w:tcMar>
-              <w:top w:w="80" w:type="dxa"/>
-              <w:bottom w:w="80" w:type="dxa"/>
-              <w:left w:w="120" w:type="dxa"/>
-              <w:right w:w="120" w:type="dxa"/>
-            </w:tcMar>
-          </w:tcPr>
-          <w:p>
-            <w:r>
-              <w:rPr>
-                <w:rFonts w:ascii="Calibri" w:hAnsi="Calibri"/>
-                <w:color w:val="2D3748"/>
-                <w:sz w:val="18"/>
-              </w:rPr>
-              <w:t>Import Itsm Data</w:t>
-            </w:r>
-          </w:p>
-        </w:tc>
-      </w:tr>
-      <w:tr>
-        <w:tc>
-          <w:tcPr>
-            <w:tcW w:type="dxa" w:w="1296"/>
-            <w:shd w:fill="FFFFFF"/>
-            <w:tcMar>
-              <w:top w:w="80" w:type="dxa"/>
-              <w:bottom w:w="80" w:type="dxa"/>
-              <w:left w:w="120" w:type="dxa"/>
-              <w:right w:w="120" w:type="dxa"/>
-            </w:tcMar>
-          </w:tcPr>
-          <w:p>
-            <w:r>
-              <w:rPr>
-                <w:rFonts w:ascii="Calibri" w:hAnsi="Calibri"/>
-                <w:color w:val="2D3748"/>
-                <w:sz w:val="18"/>
-              </w:rPr>
-              <w:t>GET</w:t>
-            </w:r>
-          </w:p>
-        </w:tc>
-        <w:tc>
-          <w:tcPr>
-            <w:tcW w:type="dxa" w:w="3600"/>
-            <w:shd w:fill="FFFFFF"/>
-            <w:tcMar>
-              <w:top w:w="80" w:type="dxa"/>
-              <w:bottom w:w="80" w:type="dxa"/>
-              <w:left w:w="120" w:type="dxa"/>
-              <w:right w:w="120" w:type="dxa"/>
-            </w:tcMar>
-          </w:tcPr>
-          <w:p>
-            <w:r>
-              <w:rPr>
-                <w:rFonts w:ascii="Calibri" w:hAnsi="Calibri"/>
-                <w:color w:val="2D3748"/>
-                <w:sz w:val="18"/>
-              </w:rPr>
-              <w:t>/api/v1/itsm/worklogs</w:t>
-            </w:r>
-          </w:p>
-        </w:tc>
-        <w:tc>
-          <w:tcPr>
-            <w:tcW w:type="dxa" w:w="2016"/>
-            <w:shd w:fill="FFFFFF"/>
-            <w:tcMar>
-              <w:top w:w="80" w:type="dxa"/>
-              <w:bottom w:w="80" w:type="dxa"/>
-              <w:left w:w="120" w:type="dxa"/>
-              <w:right w:w="120" w:type="dxa"/>
-            </w:tcMar>
-          </w:tcPr>
-          <w:p>
-            <w:r>
-              <w:rPr>
-                <w:rFonts w:ascii="Calibri" w:hAnsi="Calibri"/>
-                <w:color w:val="2D3748"/>
-                <w:sz w:val="18"/>
-              </w:rPr>
-              <w:t>PostgreSQL Database</w:t>
-            </w:r>
-          </w:p>
-        </w:tc>
-        <w:tc>
-          <w:tcPr>
-            <w:tcW w:type="dxa" w:w="3168"/>
-            <w:shd w:fill="FFFFFF"/>
-            <w:tcMar>
-              <w:top w:w="80" w:type="dxa"/>
-              <w:bottom w:w="80" w:type="dxa"/>
-              <w:left w:w="120" w:type="dxa"/>
-              <w:right w:w="120" w:type="dxa"/>
-            </w:tcMar>
-          </w:tcPr>
-          <w:p>
-            <w:r>
-              <w:rPr>
-                <w:rFonts w:ascii="Calibri" w:hAnsi="Calibri"/>
-                <w:color w:val="2D3748"/>
-                <w:sz w:val="18"/>
-              </w:rPr>
-              <w:t>List All Worklogs</w:t>
-            </w:r>
-          </w:p>
-        </w:tc>
-      </w:tr>
-      <w:tr>
-        <w:tc>
-          <w:tcPr>
-            <w:tcW w:type="dxa" w:w="1296"/>
-            <w:shd w:fill="F7FAFC"/>
-            <w:tcMar>
-              <w:top w:w="80" w:type="dxa"/>
-              <w:bottom w:w="80" w:type="dxa"/>
-              <w:left w:w="120" w:type="dxa"/>
-              <w:right w:w="120" w:type="dxa"/>
-            </w:tcMar>
-          </w:tcPr>
-          <w:p>
-            <w:r>
-              <w:rPr>
-                <w:rFonts w:ascii="Calibri" w:hAnsi="Calibri"/>
-                <w:color w:val="2D3748"/>
-                <w:sz w:val="18"/>
-              </w:rPr>
-              <w:t>GET</w:t>
-            </w:r>
-          </w:p>
-        </w:tc>
-        <w:tc>
-          <w:tcPr>
-            <w:tcW w:type="dxa" w:w="3600"/>
-            <w:shd w:fill="F7FAFC"/>
-            <w:tcMar>
-              <w:top w:w="80" w:type="dxa"/>
-              <w:bottom w:w="80" w:type="dxa"/>
-              <w:left w:w="120" w:type="dxa"/>
-              <w:right w:w="120" w:type="dxa"/>
-            </w:tcMar>
-          </w:tcPr>
-          <w:p>
-            <w:r>
-              <w:rPr>
-                <w:rFonts w:ascii="Calibri" w:hAnsi="Calibri"/>
-                <w:color w:val="2D3748"/>
-                <w:sz w:val="18"/>
-              </w:rPr>
-              <w:t>/api/v1/itsm/worklogs/{worklog_id}</w:t>
-            </w:r>
-          </w:p>
-        </w:tc>
-        <w:tc>
-          <w:tcPr>
-            <w:tcW w:type="dxa" w:w="2016"/>
-            <w:shd w:fill="F7FAFC"/>
-            <w:tcMar>
-              <w:top w:w="80" w:type="dxa"/>
-              <w:bottom w:w="80" w:type="dxa"/>
-              <w:left w:w="120" w:type="dxa"/>
-              <w:right w:w="120" w:type="dxa"/>
-            </w:tcMar>
-          </w:tcPr>
-          <w:p>
-            <w:r>
-              <w:rPr>
-                <w:rFonts w:ascii="Calibri" w:hAnsi="Calibri"/>
-                <w:color w:val="2D3748"/>
-                <w:sz w:val="18"/>
-              </w:rPr>
-              <w:t>PostgreSQL Database</w:t>
-            </w:r>
-          </w:p>
-        </w:tc>
-        <w:tc>
-          <w:tcPr>
-            <w:tcW w:type="dxa" w:w="3168"/>
-            <w:shd w:fill="F7FAFC"/>
-            <w:tcMar>
-              <w:top w:w="80" w:type="dxa"/>
-              <w:bottom w:w="80" w:type="dxa"/>
-              <w:left w:w="120" w:type="dxa"/>
-              <w:right w:w="120" w:type="dxa"/>
-            </w:tcMar>
-          </w:tcPr>
-          <w:p>
-            <w:r>
-              <w:rPr>
-                <w:rFonts w:ascii="Calibri" w:hAnsi="Calibri"/>
-                <w:color w:val="2D3748"/>
-                <w:sz w:val="18"/>
-              </w:rPr>
-              <w:t>Get Worklog</w:t>
-            </w:r>
-          </w:p>
-        </w:tc>
-      </w:tr>
-      <w:tr>
-        <w:tc>
-          <w:tcPr>
-            <w:tcW w:type="dxa" w:w="1296"/>
-            <w:shd w:fill="FFFFFF"/>
-            <w:tcMar>
-              <w:top w:w="80" w:type="dxa"/>
-              <w:bottom w:w="80" w:type="dxa"/>
-              <w:left w:w="120" w:type="dxa"/>
-              <w:right w:w="120" w:type="dxa"/>
-            </w:tcMar>
-          </w:tcPr>
-          <w:p>
-            <w:r>
-              <w:rPr>
-                <w:rFonts w:ascii="Calibri" w:hAnsi="Calibri"/>
-                <w:color w:val="2D3748"/>
-                <w:sz w:val="18"/>
-              </w:rPr>
-              <w:t>GET</w:t>
-            </w:r>
-          </w:p>
-        </w:tc>
-        <w:tc>
-          <w:tcPr>
-            <w:tcW w:type="dxa" w:w="3600"/>
-            <w:shd w:fill="FFFFFF"/>
-            <w:tcMar>
-              <w:top w:w="80" w:type="dxa"/>
-              <w:bottom w:w="80" w:type="dxa"/>
-              <w:left w:w="120" w:type="dxa"/>
-              <w:right w:w="120" w:type="dxa"/>
-            </w:tcMar>
-          </w:tcPr>
-          <w:p>
-            <w:r>
-              <w:rPr>
-                <w:rFonts w:ascii="Calibri" w:hAnsi="Calibri"/>
-                <w:color w:val="2D3748"/>
-                <w:sz w:val="18"/>
-              </w:rPr>
-              <w:t>/api/v1/ready</w:t>
-            </w:r>
-          </w:p>
-        </w:tc>
-        <w:tc>
-          <w:tcPr>
-            <w:tcW w:type="dxa" w:w="2016"/>
-            <w:shd w:fill="FFFFFF"/>
-            <w:tcMar>
-              <w:top w:w="80" w:type="dxa"/>
-              <w:bottom w:w="80" w:type="dxa"/>
-              <w:left w:w="120" w:type="dxa"/>
-              <w:right w:w="120" w:type="dxa"/>
-            </w:tcMar>
-          </w:tcPr>
-          <w:p>
-            <w:r>
-              <w:rPr>
-                <w:rFonts w:ascii="Calibri" w:hAnsi="Calibri"/>
-                <w:color w:val="2D3748"/>
-                <w:sz w:val="18"/>
-              </w:rPr>
-              <w:t>PostgreSQL Database</w:t>
-            </w:r>
-          </w:p>
-        </w:tc>
-        <w:tc>
-          <w:tcPr>
-            <w:tcW w:type="dxa" w:w="3168"/>
-            <w:shd w:fill="FFFFFF"/>
-            <w:tcMar>
-              <w:top w:w="80" w:type="dxa"/>
-              <w:bottom w:w="80" w:type="dxa"/>
-              <w:left w:w="120" w:type="dxa"/>
-              <w:right w:w="120" w:type="dxa"/>
-            </w:tcMar>
-          </w:tcPr>
-          <w:p>
-            <w:r>
-              <w:rPr>
-                <w:rFonts w:ascii="Calibri" w:hAnsi="Calibri"/>
-                <w:color w:val="2D3748"/>
-                <w:sz w:val="18"/>
-              </w:rPr>
-              <w:t>Application readiness check</w:t>
-            </w:r>
-          </w:p>
-        </w:tc>
-      </w:tr>
-      <w:tr>
-        <w:tc>
-          <w:tcPr>
-            <w:tcW w:type="dxa" w:w="1296"/>
-            <w:shd w:fill="F7FAFC"/>
-            <w:tcMar>
-              <w:top w:w="80" w:type="dxa"/>
-              <w:bottom w:w="80" w:type="dxa"/>
-              <w:left w:w="120" w:type="dxa"/>
-              <w:right w:w="120" w:type="dxa"/>
-            </w:tcMar>
-          </w:tcPr>
-          <w:p>
-            <w:r>
-              <w:rPr>
-                <w:rFonts w:ascii="Calibri" w:hAnsi="Calibri"/>
-                <w:color w:val="2D3748"/>
-                <w:sz w:val="18"/>
-              </w:rPr>
-              <w:t>GET</w:t>
-            </w:r>
-          </w:p>
-        </w:tc>
-        <w:tc>
-          <w:tcPr>
-            <w:tcW w:type="dxa" w:w="3600"/>
-            <w:shd w:fill="F7FAFC"/>
-            <w:tcMar>
-              <w:top w:w="80" w:type="dxa"/>
-              <w:bottom w:w="80" w:type="dxa"/>
-              <w:left w:w="120" w:type="dxa"/>
-              <w:right w:w="120" w:type="dxa"/>
-            </w:tcMar>
-          </w:tcPr>
-          <w:p>
-            <w:r>
-              <w:rPr>
-                <w:rFonts w:ascii="Calibri" w:hAnsi="Calibri"/>
-                <w:color w:val="2D3748"/>
-                <w:sz w:val="18"/>
-              </w:rPr>
-              <w:t>/api/v1/satellite/hosts</w:t>
-            </w:r>
-          </w:p>
-        </w:tc>
-        <w:tc>
-          <w:tcPr>
-            <w:tcW w:type="dxa" w:w="2016"/>
-            <w:shd w:fill="F7FAFC"/>
-            <w:tcMar>
-              <w:top w:w="80" w:type="dxa"/>
-              <w:bottom w:w="80" w:type="dxa"/>
-              <w:left w:w="120" w:type="dxa"/>
-              <w:right w:w="120" w:type="dxa"/>
-            </w:tcMar>
-          </w:tcPr>
-          <w:p>
-            <w:r>
-              <w:rPr>
-                <w:rFonts w:ascii="Calibri" w:hAnsi="Calibri"/>
-                <w:color w:val="2D3748"/>
-                <w:sz w:val="18"/>
-              </w:rPr>
-              <w:t>PostgreSQL Database</w:t>
-            </w:r>
-          </w:p>
-        </w:tc>
-        <w:tc>
-          <w:tcPr>
-            <w:tcW w:type="dxa" w:w="3168"/>
-            <w:shd w:fill="F7FAFC"/>
-            <w:tcMar>
-              <w:top w:w="80" w:type="dxa"/>
-              <w:bottom w:w="80" w:type="dxa"/>
-              <w:left w:w="120" w:type="dxa"/>
-              <w:right w:w="120" w:type="dxa"/>
-            </w:tcMar>
-          </w:tcPr>
-          <w:p>
-            <w:r>
-              <w:rPr>
-                <w:rFonts w:ascii="Calibri" w:hAnsi="Calibri"/>
-                <w:color w:val="2D3748"/>
-                <w:sz w:val="18"/>
-              </w:rPr>
-              <w:t>List Hosts</w:t>
-            </w:r>
-          </w:p>
-        </w:tc>
-      </w:tr>
-      <w:tr>
-        <w:tc>
-          <w:tcPr>
-            <w:tcW w:type="dxa" w:w="1296"/>
-            <w:shd w:fill="FFFFFF"/>
-            <w:tcMar>
-              <w:top w:w="80" w:type="dxa"/>
-              <w:bottom w:w="80" w:type="dxa"/>
-              <w:left w:w="120" w:type="dxa"/>
-              <w:right w:w="120" w:type="dxa"/>
-            </w:tcMar>
-          </w:tcPr>
-          <w:p>
-            <w:r>
-              <w:rPr>
-                <w:rFonts w:ascii="Calibri" w:hAnsi="Calibri"/>
-                <w:color w:val="2D3748"/>
-                <w:sz w:val="18"/>
-              </w:rPr>
-              <w:t>POST</w:t>
-            </w:r>
-          </w:p>
-        </w:tc>
-        <w:tc>
-          <w:tcPr>
-            <w:tcW w:type="dxa" w:w="3600"/>
-            <w:shd w:fill="FFFFFF"/>
-            <w:tcMar>
-              <w:top w:w="80" w:type="dxa"/>
-              <w:bottom w:w="80" w:type="dxa"/>
-              <w:left w:w="120" w:type="dxa"/>
-              <w:right w:w="120" w:type="dxa"/>
-            </w:tcMar>
-          </w:tcPr>
-          <w:p>
-            <w:r>
-              <w:rPr>
-                <w:rFonts w:ascii="Calibri" w:hAnsi="Calibri"/>
-                <w:color w:val="2D3748"/>
-                <w:sz w:val="18"/>
-              </w:rPr>
-              <w:t>/api/v1/satellite/hosts</w:t>
-            </w:r>
-          </w:p>
-        </w:tc>
-        <w:tc>
-          <w:tcPr>
-            <w:tcW w:type="dxa" w:w="2016"/>
-            <w:shd w:fill="FFFFFF"/>
-            <w:tcMar>
-              <w:top w:w="80" w:type="dxa"/>
-              <w:bottom w:w="80" w:type="dxa"/>
-              <w:left w:w="120" w:type="dxa"/>
-              <w:right w:w="120" w:type="dxa"/>
-            </w:tcMar>
-          </w:tcPr>
-          <w:p>
-            <w:r>
-              <w:rPr>
-                <w:rFonts w:ascii="Calibri" w:hAnsi="Calibri"/>
-                <w:color w:val="2D3748"/>
-                <w:sz w:val="18"/>
-              </w:rPr>
-              <w:t>PostgreSQL Database</w:t>
-            </w:r>
-          </w:p>
-        </w:tc>
-        <w:tc>
-          <w:tcPr>
-            <w:tcW w:type="dxa" w:w="3168"/>
-            <w:shd w:fill="FFFFFF"/>
-            <w:tcMar>
-              <w:top w:w="80" w:type="dxa"/>
-              <w:bottom w:w="80" w:type="dxa"/>
-              <w:left w:w="120" w:type="dxa"/>
-              <w:right w:w="120" w:type="dxa"/>
-            </w:tcMar>
-          </w:tcPr>
-          <w:p>
-            <w:r>
-              <w:rPr>
-                <w:rFonts w:ascii="Calibri" w:hAnsi="Calibri"/>
-                <w:color w:val="2D3748"/>
-                <w:sz w:val="18"/>
-              </w:rPr>
-              <w:t>Create Host</w:t>
-            </w:r>
-          </w:p>
-        </w:tc>
-      </w:tr>
-      <w:tr>
-        <w:tc>
-          <w:tcPr>
-            <w:tcW w:type="dxa" w:w="1296"/>
-            <w:shd w:fill="F7FAFC"/>
-            <w:tcMar>
-              <w:top w:w="80" w:type="dxa"/>
-              <w:bottom w:w="80" w:type="dxa"/>
-              <w:left w:w="120" w:type="dxa"/>
-              <w:right w:w="120" w:type="dxa"/>
-            </w:tcMar>
-          </w:tcPr>
-          <w:p>
-            <w:r>
-              <w:rPr>
-                <w:rFonts w:ascii="Calibri" w:hAnsi="Calibri"/>
-                <w:color w:val="2D3748"/>
-                <w:sz w:val="18"/>
-              </w:rPr>
-              <w:t>GET</w:t>
-            </w:r>
-          </w:p>
-        </w:tc>
-        <w:tc>
-          <w:tcPr>
-            <w:tcW w:type="dxa" w:w="3600"/>
-            <w:shd w:fill="F7FAFC"/>
-            <w:tcMar>
-              <w:top w:w="80" w:type="dxa"/>
-              <w:bottom w:w="80" w:type="dxa"/>
-              <w:left w:w="120" w:type="dxa"/>
-              <w:right w:w="120" w:type="dxa"/>
-            </w:tcMar>
-          </w:tcPr>
-          <w:p>
-            <w:r>
-              <w:rPr>
-                <w:rFonts w:ascii="Calibri" w:hAnsi="Calibri"/>
-                <w:color w:val="2D3748"/>
-                <w:sz w:val="18"/>
-              </w:rPr>
-              <w:t>/api/v1/satellite/hosts/{host_id}</w:t>
-            </w:r>
-          </w:p>
-        </w:tc>
-        <w:tc>
-          <w:tcPr>
-            <w:tcW w:type="dxa" w:w="2016"/>
-            <w:shd w:fill="F7FAFC"/>
-            <w:tcMar>
-              <w:top w:w="80" w:type="dxa"/>
-              <w:bottom w:w="80" w:type="dxa"/>
-              <w:left w:w="120" w:type="dxa"/>
-              <w:right w:w="120" w:type="dxa"/>
-            </w:tcMar>
-          </w:tcPr>
-          <w:p>
-            <w:r>
-              <w:rPr>
-                <w:rFonts w:ascii="Calibri" w:hAnsi="Calibri"/>
-                <w:color w:val="2D3748"/>
-                <w:sz w:val="18"/>
-              </w:rPr>
-              <w:t>PostgreSQL Database</w:t>
-            </w:r>
-          </w:p>
-        </w:tc>
-        <w:tc>
-          <w:tcPr>
-            <w:tcW w:type="dxa" w:w="3168"/>
-            <w:shd w:fill="F7FAFC"/>
-            <w:tcMar>
-              <w:top w:w="80" w:type="dxa"/>
-              <w:bottom w:w="80" w:type="dxa"/>
-              <w:left w:w="120" w:type="dxa"/>
-              <w:right w:w="120" w:type="dxa"/>
-            </w:tcMar>
-          </w:tcPr>
-          <w:p>
-            <w:r>
-              <w:rPr>
-                <w:rFonts w:ascii="Calibri" w:hAnsi="Calibri"/>
-                <w:color w:val="2D3748"/>
-                <w:sz w:val="18"/>
-              </w:rPr>
-              <w:t>Get Host</w:t>
-            </w:r>
-          </w:p>
-        </w:tc>
-      </w:tr>
-      <w:tr>
-        <w:tc>
-          <w:tcPr>
-            <w:tcW w:type="dxa" w:w="1296"/>
-            <w:shd w:fill="FFFFFF"/>
-            <w:tcMar>
-              <w:top w:w="80" w:type="dxa"/>
-              <w:bottom w:w="80" w:type="dxa"/>
-              <w:left w:w="120" w:type="dxa"/>
-              <w:right w:w="120" w:type="dxa"/>
-            </w:tcMar>
-          </w:tcPr>
-          <w:p>
-            <w:r>
-              <w:rPr>
-                <w:rFonts w:ascii="Calibri" w:hAnsi="Calibri"/>
-                <w:color w:val="2D3748"/>
-                <w:sz w:val="18"/>
-              </w:rPr>
-              <w:t>PATCH</w:t>
-            </w:r>
-          </w:p>
-        </w:tc>
-        <w:tc>
-          <w:tcPr>
-            <w:tcW w:type="dxa" w:w="3600"/>
-            <w:shd w:fill="FFFFFF"/>
-            <w:tcMar>
-              <w:top w:w="80" w:type="dxa"/>
-              <w:bottom w:w="80" w:type="dxa"/>
-              <w:left w:w="120" w:type="dxa"/>
-              <w:right w:w="120" w:type="dxa"/>
-            </w:tcMar>
-          </w:tcPr>
-          <w:p>
-            <w:r>
-              <w:rPr>
-                <w:rFonts w:ascii="Calibri" w:hAnsi="Calibri"/>
-                <w:color w:val="2D3748"/>
-                <w:sz w:val="18"/>
-              </w:rPr>
-              <w:t>/api/v1/satellite/hosts/{host_id}</w:t>
-            </w:r>
-          </w:p>
-        </w:tc>
-        <w:tc>
-          <w:tcPr>
-            <w:tcW w:type="dxa" w:w="2016"/>
-            <w:shd w:fill="FFFFFF"/>
-            <w:tcMar>
-              <w:top w:w="80" w:type="dxa"/>
-              <w:bottom w:w="80" w:type="dxa"/>
-              <w:left w:w="120" w:type="dxa"/>
-              <w:right w:w="120" w:type="dxa"/>
-            </w:tcMar>
-          </w:tcPr>
-          <w:p>
-            <w:r>
-              <w:rPr>
-                <w:rFonts w:ascii="Calibri" w:hAnsi="Calibri"/>
-                <w:color w:val="2D3748"/>
-                <w:sz w:val="18"/>
-              </w:rPr>
-              <w:t>PostgreSQL Database</w:t>
-            </w:r>
-          </w:p>
-        </w:tc>
-        <w:tc>
-          <w:tcPr>
-            <w:tcW w:type="dxa" w:w="3168"/>
-            <w:shd w:fill="FFFFFF"/>
-            <w:tcMar>
-              <w:top w:w="80" w:type="dxa"/>
-              <w:bottom w:w="80" w:type="dxa"/>
-              <w:left w:w="120" w:type="dxa"/>
-              <w:right w:w="120" w:type="dxa"/>
-            </w:tcMar>
-          </w:tcPr>
-          <w:p>
-            <w:r>
-              <w:rPr>
-                <w:rFonts w:ascii="Calibri" w:hAnsi="Calibri"/>
-                <w:color w:val="2D3748"/>
-                <w:sz w:val="18"/>
-              </w:rPr>
-              <w:t>Update Host</w:t>
-            </w:r>
-          </w:p>
-        </w:tc>
-      </w:tr>
-      <w:tr>
-        <w:tc>
-          <w:tcPr>
-            <w:tcW w:type="dxa" w:w="1296"/>
-            <w:shd w:fill="F7FAFC"/>
-            <w:tcMar>
-              <w:top w:w="80" w:type="dxa"/>
-              <w:bottom w:w="80" w:type="dxa"/>
-              <w:left w:w="120" w:type="dxa"/>
-              <w:right w:w="120" w:type="dxa"/>
-            </w:tcMar>
-          </w:tcPr>
-          <w:p>
-            <w:r>
-              <w:rPr>
-                <w:rFonts w:ascii="Calibri" w:hAnsi="Calibri"/>
-                <w:color w:val="2D3748"/>
-                <w:sz w:val="18"/>
-              </w:rPr>
-              <w:t>POST</w:t>
-            </w:r>
-          </w:p>
-        </w:tc>
-        <w:tc>
-          <w:tcPr>
-            <w:tcW w:type="dxa" w:w="3600"/>
-            <w:shd w:fill="F7FAFC"/>
-            <w:tcMar>
-              <w:top w:w="80" w:type="dxa"/>
-              <w:bottom w:w="80" w:type="dxa"/>
-              <w:left w:w="120" w:type="dxa"/>
-              <w:right w:w="120" w:type="dxa"/>
-            </w:tcMar>
-          </w:tcPr>
-          <w:p>
-            <w:r>
-              <w:rPr>
-                <w:rFonts w:ascii="Calibri" w:hAnsi="Calibri"/>
-                <w:color w:val="2D3748"/>
-                <w:sz w:val="18"/>
-              </w:rPr>
-              <w:t>/api/v1/satellite/import</w:t>
-            </w:r>
-          </w:p>
-        </w:tc>
-        <w:tc>
-          <w:tcPr>
-            <w:tcW w:type="dxa" w:w="2016"/>
-            <w:shd w:fill="F7FAFC"/>
-            <w:tcMar>
-              <w:top w:w="80" w:type="dxa"/>
-              <w:bottom w:w="80" w:type="dxa"/>
-              <w:left w:w="120" w:type="dxa"/>
-              <w:right w:w="120" w:type="dxa"/>
-            </w:tcMar>
-          </w:tcPr>
-          <w:p>
-            <w:r>
-              <w:rPr>
-                <w:rFonts w:ascii="Calibri" w:hAnsi="Calibri"/>
-                <w:color w:val="2D3748"/>
-                <w:sz w:val="18"/>
-              </w:rPr>
-              <w:t>PostgreSQL Database</w:t>
-            </w:r>
-          </w:p>
-        </w:tc>
-        <w:tc>
-          <w:tcPr>
-            <w:tcW w:type="dxa" w:w="3168"/>
-            <w:shd w:fill="F7FAFC"/>
-            <w:tcMar>
-              <w:top w:w="80" w:type="dxa"/>
-              <w:bottom w:w="80" w:type="dxa"/>
-              <w:left w:w="120" w:type="dxa"/>
-              <w:right w:w="120" w:type="dxa"/>
-            </w:tcMar>
-          </w:tcPr>
-          <w:p>
-            <w:r>
-              <w:rPr>
-                <w:rFonts w:ascii="Calibri" w:hAnsi="Calibri"/>
-                <w:color w:val="2D3748"/>
-                <w:sz w:val="18"/>
-              </w:rPr>
-              <w:t>Import Satellite Data</w:t>
-            </w:r>
-          </w:p>
-        </w:tc>
-      </w:tr>
-      <w:tr>
-        <w:tc>
-          <w:tcPr>
-            <w:tcW w:type="dxa" w:w="1296"/>
-            <w:shd w:fill="FFFFFF"/>
-            <w:tcMar>
-              <w:top w:w="80" w:type="dxa"/>
-              <w:bottom w:w="80" w:type="dxa"/>
-              <w:left w:w="120" w:type="dxa"/>
-              <w:right w:w="120" w:type="dxa"/>
-            </w:tcMar>
-          </w:tcPr>
-          <w:p>
-            <w:r>
-              <w:rPr>
-                <w:rFonts w:ascii="Calibri" w:hAnsi="Calibri"/>
-                <w:color w:val="2D3748"/>
-                <w:sz w:val="18"/>
-              </w:rPr>
-              <w:t>GET</w:t>
-            </w:r>
-          </w:p>
-        </w:tc>
-        <w:tc>
-          <w:tcPr>
-            <w:tcW w:type="dxa" w:w="3600"/>
-            <w:shd w:fill="FFFFFF"/>
-            <w:tcMar>
-              <w:top w:w="80" w:type="dxa"/>
-              <w:bottom w:w="80" w:type="dxa"/>
-              <w:left w:w="120" w:type="dxa"/>
-              <w:right w:w="120" w:type="dxa"/>
-            </w:tcMar>
-          </w:tcPr>
-          <w:p>
-            <w:r>
-              <w:rPr>
-                <w:rFonts w:ascii="Calibri" w:hAnsi="Calibri"/>
-                <w:color w:val="2D3748"/>
-                <w:sz w:val="18"/>
-              </w:rPr>
-              <w:t>/api/v1/satellite/job-templates</w:t>
-            </w:r>
-          </w:p>
-        </w:tc>
-        <w:tc>
-          <w:tcPr>
-            <w:tcW w:type="dxa" w:w="2016"/>
-            <w:shd w:fill="FFFFFF"/>
-            <w:tcMar>
-              <w:top w:w="80" w:type="dxa"/>
-              <w:bottom w:w="80" w:type="dxa"/>
-              <w:left w:w="120" w:type="dxa"/>
-              <w:right w:w="120" w:type="dxa"/>
-            </w:tcMar>
-          </w:tcPr>
-          <w:p>
-            <w:r>
-              <w:rPr>
-                <w:rFonts w:ascii="Calibri" w:hAnsi="Calibri"/>
-                <w:color w:val="2D3748"/>
-                <w:sz w:val="18"/>
-              </w:rPr>
-              <w:t>PostgreSQL Database</w:t>
-            </w:r>
-          </w:p>
-        </w:tc>
-        <w:tc>
-          <w:tcPr>
-            <w:tcW w:type="dxa" w:w="3168"/>
-            <w:shd w:fill="FFFFFF"/>
-            <w:tcMar>
-              <w:top w:w="80" w:type="dxa"/>
-              <w:bottom w:w="80" w:type="dxa"/>
-              <w:left w:w="120" w:type="dxa"/>
-              <w:right w:w="120" w:type="dxa"/>
-            </w:tcMar>
-          </w:tcPr>
-          <w:p>
-            <w:r>
-              <w:rPr>
-                <w:rFonts w:ascii="Calibri" w:hAnsi="Calibri"/>
-                <w:color w:val="2D3748"/>
-                <w:sz w:val="18"/>
-              </w:rPr>
-              <w:t>List Job Templates</w:t>
-            </w:r>
-          </w:p>
-        </w:tc>
-      </w:tr>
-      <w:tr>
-        <w:tc>
-          <w:tcPr>
-            <w:tcW w:type="dxa" w:w="1296"/>
-            <w:shd w:fill="F7FAFC"/>
-            <w:tcMar>
-              <w:top w:w="80" w:type="dxa"/>
-              <w:bottom w:w="80" w:type="dxa"/>
-              <w:left w:w="120" w:type="dxa"/>
-              <w:right w:w="120" w:type="dxa"/>
-            </w:tcMar>
-          </w:tcPr>
-          <w:p>
-            <w:r>
-              <w:rPr>
-                <w:rFonts w:ascii="Calibri" w:hAnsi="Calibri"/>
-                <w:color w:val="2D3748"/>
-                <w:sz w:val="18"/>
-              </w:rPr>
-              <w:t>POST</w:t>
-            </w:r>
-          </w:p>
-        </w:tc>
-        <w:tc>
-          <w:tcPr>
-            <w:tcW w:type="dxa" w:w="3600"/>
-            <w:shd w:fill="F7FAFC"/>
-            <w:tcMar>
-              <w:top w:w="80" w:type="dxa"/>
-              <w:bottom w:w="80" w:type="dxa"/>
-              <w:left w:w="120" w:type="dxa"/>
-              <w:right w:w="120" w:type="dxa"/>
-            </w:tcMar>
-          </w:tcPr>
-          <w:p>
-            <w:r>
-              <w:rPr>
-                <w:rFonts w:ascii="Calibri" w:hAnsi="Calibri"/>
-                <w:color w:val="2D3748"/>
-                <w:sz w:val="18"/>
-              </w:rPr>
-              <w:t>/api/v1/satellite/job-templates</w:t>
-            </w:r>
-          </w:p>
-        </w:tc>
-        <w:tc>
-          <w:tcPr>
-            <w:tcW w:type="dxa" w:w="2016"/>
-            <w:shd w:fill="F7FAFC"/>
-            <w:tcMar>
-              <w:top w:w="80" w:type="dxa"/>
-              <w:bottom w:w="80" w:type="dxa"/>
-              <w:left w:w="120" w:type="dxa"/>
-              <w:right w:w="120" w:type="dxa"/>
-            </w:tcMar>
-          </w:tcPr>
-          <w:p>
-            <w:r>
-              <w:rPr>
-                <w:rFonts w:ascii="Calibri" w:hAnsi="Calibri"/>
-                <w:color w:val="2D3748"/>
-                <w:sz w:val="18"/>
-              </w:rPr>
-              <w:t>PostgreSQL Database</w:t>
-            </w:r>
-          </w:p>
-        </w:tc>
-        <w:tc>
-          <w:tcPr>
-            <w:tcW w:type="dxa" w:w="3168"/>
-            <w:shd w:fill="F7FAFC"/>
-            <w:tcMar>
-              <w:top w:w="80" w:type="dxa"/>
-              <w:bottom w:w="80" w:type="dxa"/>
-              <w:left w:w="120" w:type="dxa"/>
-              <w:right w:w="120" w:type="dxa"/>
-            </w:tcMar>
-          </w:tcPr>
-          <w:p>
-            <w:r>
-              <w:rPr>
-                <w:rFonts w:ascii="Calibri" w:hAnsi="Calibri"/>
-                <w:color w:val="2D3748"/>
-                <w:sz w:val="18"/>
-              </w:rPr>
-              <w:t>Create Job Template</w:t>
-            </w:r>
-          </w:p>
-        </w:tc>
-      </w:tr>
-      <w:tr>
-        <w:tc>
-          <w:tcPr>
-            <w:tcW w:type="dxa" w:w="1296"/>
-            <w:shd w:fill="FFFFFF"/>
-            <w:tcMar>
-              <w:top w:w="80" w:type="dxa"/>
-              <w:bottom w:w="80" w:type="dxa"/>
-              <w:left w:w="120" w:type="dxa"/>
-              <w:right w:w="120" w:type="dxa"/>
-            </w:tcMar>
-          </w:tcPr>
-          <w:p>
-            <w:r>
-              <w:rPr>
-                <w:rFonts w:ascii="Calibri" w:hAnsi="Calibri"/>
-                <w:color w:val="2D3748"/>
-                <w:sz w:val="18"/>
-              </w:rPr>
-              <w:t>GET</w:t>
-            </w:r>
-          </w:p>
-        </w:tc>
-        <w:tc>
-          <w:tcPr>
-            <w:tcW w:type="dxa" w:w="3600"/>
-            <w:shd w:fill="FFFFFF"/>
-            <w:tcMar>
-              <w:top w:w="80" w:type="dxa"/>
-              <w:bottom w:w="80" w:type="dxa"/>
-              <w:left w:w="120" w:type="dxa"/>
-              <w:right w:w="120" w:type="dxa"/>
-            </w:tcMar>
-          </w:tcPr>
-          <w:p>
-            <w:r>
-              <w:rPr>
-                <w:rFonts w:ascii="Calibri" w:hAnsi="Calibri"/>
-                <w:color w:val="2D3748"/>
-                <w:sz w:val="18"/>
-              </w:rPr>
-              <w:t>/api/v1/satellite/job-templates/{template_id}</w:t>
-            </w:r>
-          </w:p>
-        </w:tc>
-        <w:tc>
-          <w:tcPr>
-            <w:tcW w:type="dxa" w:w="2016"/>
-            <w:shd w:fill="FFFFFF"/>
-            <w:tcMar>
-              <w:top w:w="80" w:type="dxa"/>
-              <w:bottom w:w="80" w:type="dxa"/>
-              <w:left w:w="120" w:type="dxa"/>
-              <w:right w:w="120" w:type="dxa"/>
-            </w:tcMar>
-          </w:tcPr>
-          <w:p>
-            <w:r>
-              <w:rPr>
-                <w:rFonts w:ascii="Calibri" w:hAnsi="Calibri"/>
-                <w:color w:val="2D3748"/>
-                <w:sz w:val="18"/>
-              </w:rPr>
-              <w:t>PostgreSQL Database</w:t>
-            </w:r>
-          </w:p>
-        </w:tc>
-        <w:tc>
-          <w:tcPr>
-            <w:tcW w:type="dxa" w:w="3168"/>
-            <w:shd w:fill="FFFFFF"/>
-            <w:tcMar>
-              <w:top w:w="80" w:type="dxa"/>
-              <w:bottom w:w="80" w:type="dxa"/>
-              <w:left w:w="120" w:type="dxa"/>
-              <w:right w:w="120" w:type="dxa"/>
-            </w:tcMar>
-          </w:tcPr>
-          <w:p>
-            <w:r>
-              <w:rPr>
-                <w:rFonts w:ascii="Calibri" w:hAnsi="Calibri"/>
-                <w:color w:val="2D3748"/>
-                <w:sz w:val="18"/>
-              </w:rPr>
-              <w:t>Get Job Template</w:t>
-            </w:r>
-          </w:p>
-        </w:tc>
-      </w:tr>
-      <w:tr>
-        <w:tc>
-          <w:tcPr>
-            <w:tcW w:type="dxa" w:w="1296"/>
-            <w:shd w:fill="F7FAFC"/>
-            <w:tcMar>
-              <w:top w:w="80" w:type="dxa"/>
-              <w:bottom w:w="80" w:type="dxa"/>
-              <w:left w:w="120" w:type="dxa"/>
-              <w:right w:w="120" w:type="dxa"/>
-            </w:tcMar>
-          </w:tcPr>
-          <w:p>
-            <w:r>
-              <w:rPr>
-                <w:rFonts w:ascii="Calibri" w:hAnsi="Calibri"/>
-                <w:color w:val="2D3748"/>
-                <w:sz w:val="18"/>
-              </w:rPr>
-              <w:t>GET</w:t>
-            </w:r>
-          </w:p>
-        </w:tc>
-        <w:tc>
-          <w:tcPr>
-            <w:tcW w:type="dxa" w:w="3600"/>
-            <w:shd w:fill="F7FAFC"/>
-            <w:tcMar>
-              <w:top w:w="80" w:type="dxa"/>
-              <w:bottom w:w="80" w:type="dxa"/>
-              <w:left w:w="120" w:type="dxa"/>
-              <w:right w:w="120" w:type="dxa"/>
-            </w:tcMar>
-          </w:tcPr>
-          <w:p>
-            <w:r>
-              <w:rPr>
-                <w:rFonts w:ascii="Calibri" w:hAnsi="Calibri"/>
-                <w:color w:val="2D3748"/>
-                <w:sz w:val="18"/>
-              </w:rPr>
-              <w:t>/api/v1/satellite/jobs</w:t>
-            </w:r>
-          </w:p>
-        </w:tc>
-        <w:tc>
-          <w:tcPr>
-            <w:tcW w:type="dxa" w:w="2016"/>
-            <w:shd w:fill="F7FAFC"/>
-            <w:tcMar>
-              <w:top w:w="80" w:type="dxa"/>
-              <w:bottom w:w="80" w:type="dxa"/>
-              <w:left w:w="120" w:type="dxa"/>
-              <w:right w:w="120" w:type="dxa"/>
-            </w:tcMar>
-          </w:tcPr>
-          <w:p>
-            <w:r>
-              <w:rPr>
-                <w:rFonts w:ascii="Calibri" w:hAnsi="Calibri"/>
-                <w:color w:val="2D3748"/>
-                <w:sz w:val="18"/>
-              </w:rPr>
-              <w:t>PostgreSQL Database</w:t>
-            </w:r>
-          </w:p>
-        </w:tc>
-        <w:tc>
-          <w:tcPr>
-            <w:tcW w:type="dxa" w:w="3168"/>
-            <w:shd w:fill="F7FAFC"/>
-            <w:tcMar>
-              <w:top w:w="80" w:type="dxa"/>
-              <w:bottom w:w="80" w:type="dxa"/>
-              <w:left w:w="120" w:type="dxa"/>
-              <w:right w:w="120" w:type="dxa"/>
-            </w:tcMar>
-          </w:tcPr>
-          <w:p>
-            <w:r>
-              <w:rPr>
-                <w:rFonts w:ascii="Calibri" w:hAnsi="Calibri"/>
-                <w:color w:val="2D3748"/>
-                <w:sz w:val="18"/>
-              </w:rPr>
-              <w:t>List Job Runs</w:t>
-            </w:r>
-          </w:p>
-        </w:tc>
-      </w:tr>
-      <w:tr>
-        <w:tc>
-          <w:tcPr>
-            <w:tcW w:type="dxa" w:w="1296"/>
-            <w:shd w:fill="FFFFFF"/>
-            <w:tcMar>
-              <w:top w:w="80" w:type="dxa"/>
-              <w:bottom w:w="80" w:type="dxa"/>
-              <w:left w:w="120" w:type="dxa"/>
-              <w:right w:w="120" w:type="dxa"/>
-            </w:tcMar>
-          </w:tcPr>
-          <w:p>
-            <w:r>
-              <w:rPr>
-                <w:rFonts w:ascii="Calibri" w:hAnsi="Calibri"/>
-                <w:color w:val="2D3748"/>
-                <w:sz w:val="18"/>
-              </w:rPr>
-              <w:t>POST</w:t>
-            </w:r>
-          </w:p>
-        </w:tc>
-        <w:tc>
-          <w:tcPr>
-            <w:tcW w:type="dxa" w:w="3600"/>
-            <w:shd w:fill="FFFFFF"/>
-            <w:tcMar>
-              <w:top w:w="80" w:type="dxa"/>
-              <w:bottom w:w="80" w:type="dxa"/>
-              <w:left w:w="120" w:type="dxa"/>
-              <w:right w:w="120" w:type="dxa"/>
-            </w:tcMar>
-          </w:tcPr>
-          <w:p>
-            <w:r>
-              <w:rPr>
-                <w:rFonts w:ascii="Calibri" w:hAnsi="Calibri"/>
-                <w:color w:val="2D3748"/>
-                <w:sz w:val="18"/>
-              </w:rPr>
-              <w:t>/api/v1/satellite/jobs</w:t>
-            </w:r>
-          </w:p>
-        </w:tc>
-        <w:tc>
-          <w:tcPr>
-            <w:tcW w:type="dxa" w:w="2016"/>
-            <w:shd w:fill="FFFFFF"/>
-            <w:tcMar>
-              <w:top w:w="80" w:type="dxa"/>
-              <w:bottom w:w="80" w:type="dxa"/>
-              <w:left w:w="120" w:type="dxa"/>
-              <w:right w:w="120" w:type="dxa"/>
-            </w:tcMar>
-          </w:tcPr>
-          <w:p>
-            <w:r>
-              <w:rPr>
-                <w:rFonts w:ascii="Calibri" w:hAnsi="Calibri"/>
-                <w:color w:val="2D3748"/>
-                <w:sz w:val="18"/>
-              </w:rPr>
-              <w:t>PostgreSQL Database</w:t>
-            </w:r>
-          </w:p>
-        </w:tc>
-        <w:tc>
-          <w:tcPr>
-            <w:tcW w:type="dxa" w:w="3168"/>
-            <w:shd w:fill="FFFFFF"/>
-            <w:tcMar>
-              <w:top w:w="80" w:type="dxa"/>
-              <w:bottom w:w="80" w:type="dxa"/>
-              <w:left w:w="120" w:type="dxa"/>
-              <w:right w:w="120" w:type="dxa"/>
-            </w:tcMar>
-          </w:tcPr>
-          <w:p>
-            <w:r>
-              <w:rPr>
-                <w:rFonts w:ascii="Calibri" w:hAnsi="Calibri"/>
-                <w:color w:val="2D3748"/>
-                <w:sz w:val="18"/>
-              </w:rPr>
-              <w:t>Launch Simulated Job</w:t>
-            </w:r>
-          </w:p>
-        </w:tc>
-      </w:tr>
-      <w:tr>
-        <w:tc>
-          <w:tcPr>
-            <w:tcW w:type="dxa" w:w="1296"/>
-            <w:shd w:fill="F7FAFC"/>
-            <w:tcMar>
-              <w:top w:w="80" w:type="dxa"/>
-              <w:bottom w:w="80" w:type="dxa"/>
-              <w:left w:w="120" w:type="dxa"/>
-              <w:right w:w="120" w:type="dxa"/>
-            </w:tcMar>
-          </w:tcPr>
-          <w:p>
-            <w:r>
-              <w:rPr>
-                <w:rFonts w:ascii="Calibri" w:hAnsi="Calibri"/>
-                <w:color w:val="2D3748"/>
-                <w:sz w:val="18"/>
-              </w:rPr>
-              <w:t>GET</w:t>
-            </w:r>
-          </w:p>
-        </w:tc>
-        <w:tc>
-          <w:tcPr>
-            <w:tcW w:type="dxa" w:w="3600"/>
-            <w:shd w:fill="F7FAFC"/>
-            <w:tcMar>
-              <w:top w:w="80" w:type="dxa"/>
-              <w:bottom w:w="80" w:type="dxa"/>
-              <w:left w:w="120" w:type="dxa"/>
-              <w:right w:w="120" w:type="dxa"/>
-            </w:tcMar>
-          </w:tcPr>
-          <w:p>
-            <w:r>
-              <w:rPr>
-                <w:rFonts w:ascii="Calibri" w:hAnsi="Calibri"/>
-                <w:color w:val="2D3748"/>
-                <w:sz w:val="18"/>
-              </w:rPr>
-              <w:t>/api/v1/satellite/jobs/{job_run_id}</w:t>
-            </w:r>
-          </w:p>
-        </w:tc>
-        <w:tc>
-          <w:tcPr>
-            <w:tcW w:type="dxa" w:w="2016"/>
-            <w:shd w:fill="F7FAFC"/>
-            <w:tcMar>
-              <w:top w:w="80" w:type="dxa"/>
-              <w:bottom w:w="80" w:type="dxa"/>
-              <w:left w:w="120" w:type="dxa"/>
-              <w:right w:w="120" w:type="dxa"/>
-            </w:tcMar>
-          </w:tcPr>
-          <w:p>
-            <w:r>
-              <w:rPr>
-                <w:rFonts w:ascii="Calibri" w:hAnsi="Calibri"/>
-                <w:color w:val="2D3748"/>
-                <w:sz w:val="18"/>
-              </w:rPr>
-              <w:t>PostgreSQL Database</w:t>
-            </w:r>
-          </w:p>
-        </w:tc>
-        <w:tc>
-          <w:tcPr>
-            <w:tcW w:type="dxa" w:w="3168"/>
-            <w:shd w:fill="F7FAFC"/>
-            <w:tcMar>
-              <w:top w:w="80" w:type="dxa"/>
-              <w:bottom w:w="80" w:type="dxa"/>
-              <w:left w:w="120" w:type="dxa"/>
-              <w:right w:w="120" w:type="dxa"/>
-            </w:tcMar>
-          </w:tcPr>
-          <w:p>
-            <w:r>
-              <w:rPr>
-                <w:rFonts w:ascii="Calibri" w:hAnsi="Calibri"/>
-                <w:color w:val="2D3748"/>
-                <w:sz w:val="18"/>
-              </w:rPr>
-              <w:t>Get Job Run</w:t>
-            </w:r>
-          </w:p>
-        </w:tc>
-      </w:tr>
-      <w:tr>
-        <w:tc>
-          <w:tcPr>
-            <w:tcW w:type="dxa" w:w="1296"/>
-            <w:shd w:fill="FFFFFF"/>
-            <w:tcMar>
-              <w:top w:w="80" w:type="dxa"/>
-              <w:bottom w:w="80" w:type="dxa"/>
-              <w:left w:w="120" w:type="dxa"/>
-              <w:right w:w="120" w:type="dxa"/>
-            </w:tcMar>
-          </w:tcPr>
-          <w:p>
-            <w:r>
-              <w:rPr>
-                <w:rFonts w:ascii="Calibri" w:hAnsi="Calibri"/>
-                <w:color w:val="2D3748"/>
-                <w:sz w:val="18"/>
-              </w:rPr>
-              <w:t>POST</w:t>
-            </w:r>
-          </w:p>
-        </w:tc>
-        <w:tc>
-          <w:tcPr>
-            <w:tcW w:type="dxa" w:w="3600"/>
-            <w:shd w:fill="FFFFFF"/>
-            <w:tcMar>
-              <w:top w:w="80" w:type="dxa"/>
-              <w:bottom w:w="80" w:type="dxa"/>
-              <w:left w:w="120" w:type="dxa"/>
-              <w:right w:w="120" w:type="dxa"/>
-            </w:tcMar>
-          </w:tcPr>
-          <w:p>
-            <w:r>
-              <w:rPr>
-                <w:rFonts w:ascii="Calibri" w:hAnsi="Calibri"/>
-                <w:color w:val="2D3748"/>
-                <w:sz w:val="18"/>
-              </w:rPr>
-              <w:t>/api/v1/satellite/jobs/{job_run_id}/cancel</w:t>
-            </w:r>
-          </w:p>
-        </w:tc>
-        <w:tc>
-          <w:tcPr>
-            <w:tcW w:type="dxa" w:w="2016"/>
-            <w:shd w:fill="FFFFFF"/>
-            <w:tcMar>
-              <w:top w:w="80" w:type="dxa"/>
-              <w:bottom w:w="80" w:type="dxa"/>
-              <w:left w:w="120" w:type="dxa"/>
-              <w:right w:w="120" w:type="dxa"/>
-            </w:tcMar>
-          </w:tcPr>
-          <w:p>
-            <w:r>
-              <w:rPr>
-                <w:rFonts w:ascii="Calibri" w:hAnsi="Calibri"/>
-                <w:color w:val="2D3748"/>
-                <w:sz w:val="18"/>
-              </w:rPr>
-              <w:t>PostgreSQL Database</w:t>
-            </w:r>
-          </w:p>
-        </w:tc>
-        <w:tc>
-          <w:tcPr>
-            <w:tcW w:type="dxa" w:w="3168"/>
-            <w:shd w:fill="FFFFFF"/>
-            <w:tcMar>
-              <w:top w:w="80" w:type="dxa"/>
-              <w:bottom w:w="80" w:type="dxa"/>
-              <w:left w:w="120" w:type="dxa"/>
-              <w:right w:w="120" w:type="dxa"/>
-            </w:tcMar>
-          </w:tcPr>
-          <w:p>
-            <w:r>
-              <w:rPr>
-                <w:rFonts w:ascii="Calibri" w:hAnsi="Calibri"/>
-                <w:color w:val="2D3748"/>
-                <w:sz w:val="18"/>
-              </w:rPr>
-              <w:t>Cancel Job Run</w:t>
-            </w:r>
-          </w:p>
-        </w:tc>
-      </w:tr>
-      <w:tr>
-        <w:tc>
-          <w:tcPr>
-            <w:tcW w:type="dxa" w:w="1296"/>
-            <w:shd w:fill="F7FAFC"/>
-            <w:tcMar>
-              <w:top w:w="80" w:type="dxa"/>
-              <w:bottom w:w="80" w:type="dxa"/>
-              <w:left w:w="120" w:type="dxa"/>
-              <w:right w:w="120" w:type="dxa"/>
-            </w:tcMar>
-          </w:tcPr>
-          <w:p>
-            <w:r>
-              <w:rPr>
-                <w:rFonts w:ascii="Calibri" w:hAnsi="Calibri"/>
-                <w:color w:val="2D3748"/>
-                <w:sz w:val="18"/>
-              </w:rPr>
-              <w:t>GET</w:t>
-            </w:r>
-          </w:p>
-        </w:tc>
-        <w:tc>
-          <w:tcPr>
-            <w:tcW w:type="dxa" w:w="3600"/>
-            <w:shd w:fill="F7FAFC"/>
-            <w:tcMar>
-              <w:top w:w="80" w:type="dxa"/>
-              <w:bottom w:w="80" w:type="dxa"/>
-              <w:left w:w="120" w:type="dxa"/>
-              <w:right w:w="120" w:type="dxa"/>
-            </w:tcMar>
-          </w:tcPr>
-          <w:p>
-            <w:r>
-              <w:rPr>
-                <w:rFonts w:ascii="Calibri" w:hAnsi="Calibri"/>
-                <w:color w:val="2D3748"/>
-                <w:sz w:val="18"/>
-              </w:rPr>
-              <w:t>/api/v1/satellite/jobs/{job_run_id}/hosts</w:t>
-            </w:r>
-          </w:p>
-        </w:tc>
-        <w:tc>
-          <w:tcPr>
-            <w:tcW w:type="dxa" w:w="2016"/>
-            <w:shd w:fill="F7FAFC"/>
-            <w:tcMar>
-              <w:top w:w="80" w:type="dxa"/>
-              <w:bottom w:w="80" w:type="dxa"/>
-              <w:left w:w="120" w:type="dxa"/>
-              <w:right w:w="120" w:type="dxa"/>
-            </w:tcMar>
-          </w:tcPr>
-          <w:p>
-            <w:r>
-              <w:rPr>
-                <w:rFonts w:ascii="Calibri" w:hAnsi="Calibri"/>
-                <w:color w:val="2D3748"/>
-                <w:sz w:val="18"/>
-              </w:rPr>
-              <w:t>PostgreSQL Database</w:t>
-            </w:r>
-          </w:p>
-        </w:tc>
-        <w:tc>
-          <w:tcPr>
-            <w:tcW w:type="dxa" w:w="3168"/>
-            <w:shd w:fill="F7FAFC"/>
-            <w:tcMar>
-              <w:top w:w="80" w:type="dxa"/>
-              <w:bottom w:w="80" w:type="dxa"/>
-              <w:left w:w="120" w:type="dxa"/>
-              <w:right w:w="120" w:type="dxa"/>
-            </w:tcMar>
-          </w:tcPr>
-          <w:p>
-            <w:r>
-              <w:rPr>
-                <w:rFonts w:ascii="Calibri" w:hAnsi="Calibri"/>
-                <w:color w:val="2D3748"/>
-                <w:sz w:val="18"/>
-              </w:rPr>
-              <w:t>List Host Results</w:t>
-            </w:r>
-          </w:p>
-        </w:tc>
-      </w:tr>
-      <w:tr>
-        <w:tc>
-          <w:tcPr>
-            <w:tcW w:type="dxa" w:w="1296"/>
-            <w:shd w:fill="FFFFFF"/>
-            <w:tcMar>
-              <w:top w:w="80" w:type="dxa"/>
-              <w:bottom w:w="80" w:type="dxa"/>
-              <w:left w:w="120" w:type="dxa"/>
-              <w:right w:w="120" w:type="dxa"/>
-            </w:tcMar>
-          </w:tcPr>
-          <w:p>
-            <w:r>
-              <w:rPr>
-                <w:rFonts w:ascii="Calibri" w:hAnsi="Calibri"/>
-                <w:color w:val="2D3748"/>
-                <w:sz w:val="18"/>
-              </w:rPr>
-              <w:t>GET</w:t>
-            </w:r>
-          </w:p>
-        </w:tc>
-        <w:tc>
-          <w:tcPr>
-            <w:tcW w:type="dxa" w:w="3600"/>
-            <w:shd w:fill="FFFFFF"/>
-            <w:tcMar>
-              <w:top w:w="80" w:type="dxa"/>
-              <w:bottom w:w="80" w:type="dxa"/>
-              <w:left w:w="120" w:type="dxa"/>
-              <w:right w:w="120" w:type="dxa"/>
-            </w:tcMar>
-          </w:tcPr>
-          <w:p>
-            <w:r>
-              <w:rPr>
-                <w:rFonts w:ascii="Calibri" w:hAnsi="Calibri"/>
-                <w:color w:val="2D3748"/>
-                <w:sz w:val="18"/>
-              </w:rPr>
-              <w:t>/api/v1/satellite/jobs/{job_run_id}/hosts/{host_id}</w:t>
-            </w:r>
-          </w:p>
-        </w:tc>
-        <w:tc>
-          <w:tcPr>
-            <w:tcW w:type="dxa" w:w="2016"/>
-            <w:shd w:fill="FFFFFF"/>
-            <w:tcMar>
-              <w:top w:w="80" w:type="dxa"/>
-              <w:bottom w:w="80" w:type="dxa"/>
-              <w:left w:w="120" w:type="dxa"/>
-              <w:right w:w="120" w:type="dxa"/>
-            </w:tcMar>
-          </w:tcPr>
-          <w:p>
-            <w:r>
-              <w:rPr>
-                <w:rFonts w:ascii="Calibri" w:hAnsi="Calibri"/>
-                <w:color w:val="2D3748"/>
-                <w:sz w:val="18"/>
-              </w:rPr>
-              <w:t>PostgreSQL Database</w:t>
-            </w:r>
-          </w:p>
-        </w:tc>
-        <w:tc>
-          <w:tcPr>
-            <w:tcW w:type="dxa" w:w="3168"/>
-            <w:shd w:fill="FFFFFF"/>
-            <w:tcMar>
-              <w:top w:w="80" w:type="dxa"/>
-              <w:bottom w:w="80" w:type="dxa"/>
-              <w:left w:w="120" w:type="dxa"/>
-              <w:right w:w="120" w:type="dxa"/>
-            </w:tcMar>
-          </w:tcPr>
-          <w:p>
-            <w:r>
-              <w:rPr>
-                <w:rFonts w:ascii="Calibri" w:hAnsi="Calibri"/>
-                <w:color w:val="2D3748"/>
-                <w:sz w:val="18"/>
-              </w:rPr>
-              <w:t>Get Host Result</w:t>
-            </w:r>
-          </w:p>
-        </w:tc>
-      </w:tr>
-      <w:tr>
-        <w:tc>
-          <w:tcPr>
-            <w:tcW w:type="dxa" w:w="1296"/>
-            <w:shd w:fill="F7FAFC"/>
-            <w:tcMar>
-              <w:top w:w="80" w:type="dxa"/>
-              <w:bottom w:w="80" w:type="dxa"/>
-              <w:left w:w="120" w:type="dxa"/>
-              <w:right w:w="120" w:type="dxa"/>
-            </w:tcMar>
-          </w:tcPr>
-          <w:p>
-            <w:r>
-              <w:rPr>
-                <w:rFonts w:ascii="Calibri" w:hAnsi="Calibri"/>
-                <w:color w:val="2D3748"/>
-                <w:sz w:val="18"/>
-              </w:rPr>
-              <w:t>GET</w:t>
-            </w:r>
-          </w:p>
-        </w:tc>
-        <w:tc>
-          <w:tcPr>
-            <w:tcW w:type="dxa" w:w="3600"/>
-            <w:shd w:fill="F7FAFC"/>
-            <w:tcMar>
-              <w:top w:w="80" w:type="dxa"/>
-              <w:bottom w:w="80" w:type="dxa"/>
-              <w:left w:w="120" w:type="dxa"/>
-              <w:right w:w="120" w:type="dxa"/>
-            </w:tcMar>
-          </w:tcPr>
-          <w:p>
-            <w:r>
-              <w:rPr>
-                <w:rFonts w:ascii="Calibri" w:hAnsi="Calibri"/>
-                <w:color w:val="2D3748"/>
-                <w:sz w:val="18"/>
-              </w:rPr>
-              <w:t>/api/v1/tenable/findings</w:t>
-            </w:r>
-          </w:p>
-        </w:tc>
-        <w:tc>
-          <w:tcPr>
-            <w:tcW w:type="dxa" w:w="2016"/>
-            <w:shd w:fill="F7FAFC"/>
-            <w:tcMar>
-              <w:top w:w="80" w:type="dxa"/>
-              <w:bottom w:w="80" w:type="dxa"/>
-              <w:left w:w="120" w:type="dxa"/>
-              <w:right w:w="120" w:type="dxa"/>
-            </w:tcMar>
-          </w:tcPr>
-          <w:p>
-            <w:r>
-              <w:rPr>
-                <w:rFonts w:ascii="Calibri" w:hAnsi="Calibri"/>
-                <w:color w:val="2D3748"/>
-                <w:sz w:val="18"/>
-              </w:rPr>
-              <w:t>PostgreSQL Database</w:t>
-            </w:r>
-          </w:p>
-        </w:tc>
-        <w:tc>
-          <w:tcPr>
-            <w:tcW w:type="dxa" w:w="3168"/>
-            <w:shd w:fill="F7FAFC"/>
-            <w:tcMar>
-              <w:top w:w="80" w:type="dxa"/>
-              <w:bottom w:w="80" w:type="dxa"/>
-              <w:left w:w="120" w:type="dxa"/>
-              <w:right w:w="120" w:type="dxa"/>
-            </w:tcMar>
-          </w:tcPr>
-          <w:p>
-            <w:r>
-              <w:rPr>
-                <w:rFonts w:ascii="Calibri" w:hAnsi="Calibri"/>
-                <w:color w:val="2D3748"/>
-                <w:sz w:val="18"/>
-              </w:rPr>
-              <w:t>List Findings</w:t>
-            </w:r>
-          </w:p>
-        </w:tc>
-      </w:tr>
-      <w:tr>
-        <w:tc>
-          <w:tcPr>
-            <w:tcW w:type="dxa" w:w="1296"/>
-            <w:shd w:fill="FFFFFF"/>
-            <w:tcMar>
-              <w:top w:w="80" w:type="dxa"/>
-              <w:bottom w:w="80" w:type="dxa"/>
-              <w:left w:w="120" w:type="dxa"/>
-              <w:right w:w="120" w:type="dxa"/>
-            </w:tcMar>
-          </w:tcPr>
-          <w:p>
-            <w:r>
-              <w:rPr>
-                <w:rFonts w:ascii="Calibri" w:hAnsi="Calibri"/>
-                <w:color w:val="2D3748"/>
-                <w:sz w:val="18"/>
-              </w:rPr>
-              <w:t>POST</w:t>
-            </w:r>
-          </w:p>
-        </w:tc>
-        <w:tc>
-          <w:tcPr>
-            <w:tcW w:type="dxa" w:w="3600"/>
-            <w:shd w:fill="FFFFFF"/>
-            <w:tcMar>
-              <w:top w:w="80" w:type="dxa"/>
-              <w:bottom w:w="80" w:type="dxa"/>
-              <w:left w:w="120" w:type="dxa"/>
-              <w:right w:w="120" w:type="dxa"/>
-            </w:tcMar>
-          </w:tcPr>
-          <w:p>
-            <w:r>
-              <w:rPr>
-                <w:rFonts w:ascii="Calibri" w:hAnsi="Calibri"/>
-                <w:color w:val="2D3748"/>
-                <w:sz w:val="18"/>
-              </w:rPr>
-              <w:t>/api/v1/tenable/findings</w:t>
-            </w:r>
-          </w:p>
-        </w:tc>
-        <w:tc>
-          <w:tcPr>
-            <w:tcW w:type="dxa" w:w="2016"/>
-            <w:shd w:fill="FFFFFF"/>
-            <w:tcMar>
-              <w:top w:w="80" w:type="dxa"/>
-              <w:bottom w:w="80" w:type="dxa"/>
-              <w:left w:w="120" w:type="dxa"/>
-              <w:right w:w="120" w:type="dxa"/>
-            </w:tcMar>
-          </w:tcPr>
-          <w:p>
-            <w:r>
-              <w:rPr>
-                <w:rFonts w:ascii="Calibri" w:hAnsi="Calibri"/>
-                <w:color w:val="2D3748"/>
-                <w:sz w:val="18"/>
-              </w:rPr>
-              <w:t>PostgreSQL Database</w:t>
-            </w:r>
-          </w:p>
-        </w:tc>
-        <w:tc>
-          <w:tcPr>
-            <w:tcW w:type="dxa" w:w="3168"/>
-            <w:shd w:fill="FFFFFF"/>
-            <w:tcMar>
-              <w:top w:w="80" w:type="dxa"/>
-              <w:bottom w:w="80" w:type="dxa"/>
-              <w:left w:w="120" w:type="dxa"/>
-              <w:right w:w="120" w:type="dxa"/>
-            </w:tcMar>
-          </w:tcPr>
-          <w:p>
-            <w:r>
-              <w:rPr>
-                <w:rFonts w:ascii="Calibri" w:hAnsi="Calibri"/>
-                <w:color w:val="2D3748"/>
-                <w:sz w:val="18"/>
-              </w:rPr>
-              <w:t>Create Finding</w:t>
-            </w:r>
-          </w:p>
-        </w:tc>
-      </w:tr>
-      <w:tr>
-        <w:tc>
-          <w:tcPr>
-            <w:tcW w:type="dxa" w:w="1296"/>
-            <w:shd w:fill="F7FAFC"/>
-            <w:tcMar>
-              <w:top w:w="80" w:type="dxa"/>
-              <w:bottom w:w="80" w:type="dxa"/>
-              <w:left w:w="120" w:type="dxa"/>
-              <w:right w:w="120" w:type="dxa"/>
-            </w:tcMar>
-          </w:tcPr>
-          <w:p>
-            <w:r>
-              <w:rPr>
-                <w:rFonts w:ascii="Calibri" w:hAnsi="Calibri"/>
-                <w:color w:val="2D3748"/>
-                <w:sz w:val="18"/>
-              </w:rPr>
-              <w:t>GET</w:t>
-            </w:r>
-          </w:p>
-        </w:tc>
-        <w:tc>
-          <w:tcPr>
-            <w:tcW w:type="dxa" w:w="3600"/>
-            <w:shd w:fill="F7FAFC"/>
-            <w:tcMar>
-              <w:top w:w="80" w:type="dxa"/>
-              <w:bottom w:w="80" w:type="dxa"/>
-              <w:left w:w="120" w:type="dxa"/>
-              <w:right w:w="120" w:type="dxa"/>
-            </w:tcMar>
-          </w:tcPr>
-          <w:p>
-            <w:r>
-              <w:rPr>
-                <w:rFonts w:ascii="Calibri" w:hAnsi="Calibri"/>
-                <w:color w:val="2D3748"/>
-                <w:sz w:val="18"/>
-              </w:rPr>
-              <w:t>/api/v1/tenable/findings/{finding_id}</w:t>
-            </w:r>
-          </w:p>
-        </w:tc>
-        <w:tc>
-          <w:tcPr>
-            <w:tcW w:type="dxa" w:w="2016"/>
-            <w:shd w:fill="F7FAFC"/>
-            <w:tcMar>
-              <w:top w:w="80" w:type="dxa"/>
-              <w:bottom w:w="80" w:type="dxa"/>
-              <w:left w:w="120" w:type="dxa"/>
-              <w:right w:w="120" w:type="dxa"/>
-            </w:tcMar>
-          </w:tcPr>
-          <w:p>
-            <w:r>
-              <w:rPr>
-                <w:rFonts w:ascii="Calibri" w:hAnsi="Calibri"/>
-                <w:color w:val="2D3748"/>
-                <w:sz w:val="18"/>
-              </w:rPr>
-              <w:t>PostgreSQL Database</w:t>
-            </w:r>
-          </w:p>
-        </w:tc>
-        <w:tc>
-          <w:tcPr>
-            <w:tcW w:type="dxa" w:w="3168"/>
-            <w:shd w:fill="F7FAFC"/>
-            <w:tcMar>
-              <w:top w:w="80" w:type="dxa"/>
-              <w:bottom w:w="80" w:type="dxa"/>
-              <w:left w:w="120" w:type="dxa"/>
-              <w:right w:w="120" w:type="dxa"/>
-            </w:tcMar>
-          </w:tcPr>
-          <w:p>
-            <w:r>
-              <w:rPr>
-                <w:rFonts w:ascii="Calibri" w:hAnsi="Calibri"/>
-                <w:color w:val="2D3748"/>
-                <w:sz w:val="18"/>
-              </w:rPr>
-              <w:t>Get Finding</w:t>
-            </w:r>
-          </w:p>
-        </w:tc>
-      </w:tr>
-      <w:tr>
-        <w:tc>
-          <w:tcPr>
-            <w:tcW w:type="dxa" w:w="1296"/>
-            <w:shd w:fill="FFFFFF"/>
-            <w:tcMar>
-              <w:top w:w="80" w:type="dxa"/>
-              <w:bottom w:w="80" w:type="dxa"/>
-              <w:left w:w="120" w:type="dxa"/>
-              <w:right w:w="120" w:type="dxa"/>
-            </w:tcMar>
-          </w:tcPr>
-          <w:p>
-            <w:r>
-              <w:rPr>
-                <w:rFonts w:ascii="Calibri" w:hAnsi="Calibri"/>
-                <w:color w:val="2D3748"/>
-                <w:sz w:val="18"/>
-              </w:rPr>
-              <w:t>POST</w:t>
-            </w:r>
-          </w:p>
-        </w:tc>
-        <w:tc>
-          <w:tcPr>
-            <w:tcW w:type="dxa" w:w="3600"/>
-            <w:shd w:fill="FFFFFF"/>
-            <w:tcMar>
-              <w:top w:w="80" w:type="dxa"/>
-              <w:bottom w:w="80" w:type="dxa"/>
-              <w:left w:w="120" w:type="dxa"/>
-              <w:right w:w="120" w:type="dxa"/>
-            </w:tcMar>
-          </w:tcPr>
-          <w:p>
-            <w:r>
-              <w:rPr>
-                <w:rFonts w:ascii="Calibri" w:hAnsi="Calibri"/>
-                <w:color w:val="2D3748"/>
-                <w:sz w:val="18"/>
-              </w:rPr>
-              <w:t>/api/v1/tenable/import</w:t>
-            </w:r>
-          </w:p>
-        </w:tc>
-        <w:tc>
-          <w:tcPr>
-            <w:tcW w:type="dxa" w:w="2016"/>
-            <w:shd w:fill="FFFFFF"/>
-            <w:tcMar>
-              <w:top w:w="80" w:type="dxa"/>
-              <w:bottom w:w="80" w:type="dxa"/>
-              <w:left w:w="120" w:type="dxa"/>
-              <w:right w:w="120" w:type="dxa"/>
-            </w:tcMar>
-          </w:tcPr>
-          <w:p>
-            <w:r>
-              <w:rPr>
-                <w:rFonts w:ascii="Calibri" w:hAnsi="Calibri"/>
-                <w:color w:val="2D3748"/>
-                <w:sz w:val="18"/>
-              </w:rPr>
-              <w:t>PostgreSQL Database</w:t>
-            </w:r>
-          </w:p>
-        </w:tc>
-        <w:tc>
-          <w:tcPr>
-            <w:tcW w:type="dxa" w:w="3168"/>
-            <w:shd w:fill="FFFFFF"/>
-            <w:tcMar>
-              <w:top w:w="80" w:type="dxa"/>
-              <w:bottom w:w="80" w:type="dxa"/>
-              <w:left w:w="120" w:type="dxa"/>
-              <w:right w:w="120" w:type="dxa"/>
-            </w:tcMar>
-          </w:tcPr>
-          <w:p>
-            <w:r>
-              <w:rPr>
-                <w:rFonts w:ascii="Calibri" w:hAnsi="Calibri"/>
-                <w:color w:val="2D3748"/>
-                <w:sz w:val="18"/>
-              </w:rPr>
-              <w:t>Import Findings</w:t>
-            </w:r>
-          </w:p>
-        </w:tc>
-      </w:tr>
-      <w:tr>
-        <w:tc>
-          <w:tcPr>
-            <w:tcW w:type="dxa" w:w="1296"/>
-            <w:shd w:fill="F7FAFC"/>
-            <w:tcMar>
-              <w:top w:w="80" w:type="dxa"/>
-              <w:bottom w:w="80" w:type="dxa"/>
-              <w:left w:w="120" w:type="dxa"/>
-              <w:right w:w="120" w:type="dxa"/>
-            </w:tcMar>
-          </w:tcPr>
-          <w:p>
-            <w:r>
-              <w:rPr>
-                <w:rFonts w:ascii="Calibri" w:hAnsi="Calibri"/>
-                <w:color w:val="2D3748"/>
-                <w:sz w:val="18"/>
-              </w:rPr>
-              <w:t>GET</w:t>
-            </w:r>
-          </w:p>
-        </w:tc>
-        <w:tc>
-          <w:tcPr>
-            <w:tcW w:type="dxa" w:w="3600"/>
-            <w:shd w:fill="F7FAFC"/>
-            <w:tcMar>
-              <w:top w:w="80" w:type="dxa"/>
-              <w:bottom w:w="80" w:type="dxa"/>
-              <w:left w:w="120" w:type="dxa"/>
-              <w:right w:w="120" w:type="dxa"/>
-            </w:tcMar>
-          </w:tcPr>
-          <w:p>
-            <w:r>
-              <w:rPr>
-                <w:rFonts w:ascii="Calibri" w:hAnsi="Calibri"/>
-                <w:color w:val="2D3748"/>
-                <w:sz w:val="18"/>
-              </w:rPr>
-              <w:t>/api/v1/tenable/scans</w:t>
-            </w:r>
-          </w:p>
-        </w:tc>
-        <w:tc>
-          <w:tcPr>
-            <w:tcW w:type="dxa" w:w="2016"/>
-            <w:shd w:fill="F7FAFC"/>
-            <w:tcMar>
-              <w:top w:w="80" w:type="dxa"/>
-              <w:bottom w:w="80" w:type="dxa"/>
-              <w:left w:w="120" w:type="dxa"/>
-              <w:right w:w="120" w:type="dxa"/>
-            </w:tcMar>
-          </w:tcPr>
-          <w:p>
-            <w:r>
-              <w:rPr>
-                <w:rFonts w:ascii="Calibri" w:hAnsi="Calibri"/>
-                <w:color w:val="2D3748"/>
-                <w:sz w:val="18"/>
-              </w:rPr>
-              <w:t>PostgreSQL Database</w:t>
-            </w:r>
-          </w:p>
-        </w:tc>
-        <w:tc>
-          <w:tcPr>
-            <w:tcW w:type="dxa" w:w="3168"/>
-            <w:shd w:fill="F7FAFC"/>
-            <w:tcMar>
-              <w:top w:w="80" w:type="dxa"/>
-              <w:bottom w:w="80" w:type="dxa"/>
-              <w:left w:w="120" w:type="dxa"/>
-              <w:right w:w="120" w:type="dxa"/>
-            </w:tcMar>
-          </w:tcPr>
-          <w:p>
-            <w:r>
-              <w:rPr>
-                <w:rFonts w:ascii="Calibri" w:hAnsi="Calibri"/>
-                <w:color w:val="2D3748"/>
-                <w:sz w:val="18"/>
-              </w:rPr>
-              <w:t>List Scans</w:t>
-            </w:r>
-          </w:p>
-        </w:tc>
-      </w:tr>
-      <w:tr>
-        <w:tc>
-          <w:tcPr>
-            <w:tcW w:type="dxa" w:w="1296"/>
-            <w:shd w:fill="FFFFFF"/>
-            <w:tcMar>
-              <w:top w:w="80" w:type="dxa"/>
-              <w:bottom w:w="80" w:type="dxa"/>
-              <w:left w:w="120" w:type="dxa"/>
-              <w:right w:w="120" w:type="dxa"/>
-            </w:tcMar>
-          </w:tcPr>
-          <w:p>
-            <w:r>
-              <w:rPr>
-                <w:rFonts w:ascii="Calibri" w:hAnsi="Calibri"/>
-                <w:color w:val="2D3748"/>
-                <w:sz w:val="18"/>
-              </w:rPr>
-              <w:t>POST</w:t>
-            </w:r>
-          </w:p>
-        </w:tc>
-        <w:tc>
-          <w:tcPr>
-            <w:tcW w:type="dxa" w:w="3600"/>
-            <w:shd w:fill="FFFFFF"/>
-            <w:tcMar>
-              <w:top w:w="80" w:type="dxa"/>
-              <w:bottom w:w="80" w:type="dxa"/>
-              <w:left w:w="120" w:type="dxa"/>
-              <w:right w:w="120" w:type="dxa"/>
-            </w:tcMar>
-          </w:tcPr>
-          <w:p>
-            <w:r>
-              <w:rPr>
-                <w:rFonts w:ascii="Calibri" w:hAnsi="Calibri"/>
-                <w:color w:val="2D3748"/>
-                <w:sz w:val="18"/>
-              </w:rPr>
-              <w:t>/api/v1/tenable/scans</w:t>
-            </w:r>
-          </w:p>
-        </w:tc>
-        <w:tc>
-          <w:tcPr>
-            <w:tcW w:type="dxa" w:w="2016"/>
-            <w:shd w:fill="FFFFFF"/>
-            <w:tcMar>
-              <w:top w:w="80" w:type="dxa"/>
-              <w:bottom w:w="80" w:type="dxa"/>
-              <w:left w:w="120" w:type="dxa"/>
-              <w:right w:w="120" w:type="dxa"/>
-            </w:tcMar>
-          </w:tcPr>
-          <w:p>
-            <w:r>
-              <w:rPr>
-                <w:rFonts w:ascii="Calibri" w:hAnsi="Calibri"/>
-                <w:color w:val="2D3748"/>
-                <w:sz w:val="18"/>
-              </w:rPr>
-              <w:t>PostgreSQL Database</w:t>
-            </w:r>
-          </w:p>
-        </w:tc>
-        <w:tc>
-          <w:tcPr>
-            <w:tcW w:type="dxa" w:w="3168"/>
-            <w:shd w:fill="FFFFFF"/>
-            <w:tcMar>
-              <w:top w:w="80" w:type="dxa"/>
-              <w:bottom w:w="80" w:type="dxa"/>
-              <w:left w:w="120" w:type="dxa"/>
-              <w:right w:w="120" w:type="dxa"/>
-            </w:tcMar>
-          </w:tcPr>
-          <w:p>
-            <w:r>
-              <w:rPr>
-                <w:rFonts w:ascii="Calibri" w:hAnsi="Calibri"/>
-                <w:color w:val="2D3748"/>
-                <w:sz w:val="18"/>
-              </w:rPr>
-              <w:t>Create Scan</w:t>
-            </w:r>
-          </w:p>
-        </w:tc>
-      </w:tr>
-      <w:tr>
-        <w:tc>
-          <w:tcPr>
-            <w:tcW w:type="dxa" w:w="1296"/>
-            <w:shd w:fill="F7FAFC"/>
-            <w:tcMar>
-              <w:top w:w="80" w:type="dxa"/>
-              <w:bottom w:w="80" w:type="dxa"/>
-              <w:left w:w="120" w:type="dxa"/>
-              <w:right w:w="120" w:type="dxa"/>
-            </w:tcMar>
-          </w:tcPr>
-          <w:p>
-            <w:r>
-              <w:rPr>
-                <w:rFonts w:ascii="Calibri" w:hAnsi="Calibri"/>
-                <w:color w:val="2D3748"/>
-                <w:sz w:val="18"/>
-              </w:rPr>
-              <w:t>GET</w:t>
-            </w:r>
-          </w:p>
-        </w:tc>
-        <w:tc>
-          <w:tcPr>
-            <w:tcW w:type="dxa" w:w="3600"/>
-            <w:shd w:fill="F7FAFC"/>
-            <w:tcMar>
-              <w:top w:w="80" w:type="dxa"/>
-              <w:bottom w:w="80" w:type="dxa"/>
-              <w:left w:w="120" w:type="dxa"/>
-              <w:right w:w="120" w:type="dxa"/>
-            </w:tcMar>
-          </w:tcPr>
-          <w:p>
-            <w:r>
-              <w:rPr>
-                <w:rFonts w:ascii="Calibri" w:hAnsi="Calibri"/>
-                <w:color w:val="2D3748"/>
-                <w:sz w:val="18"/>
-              </w:rPr>
-              <w:t>/api/v1/tenable/scans/{scan_id}</w:t>
-            </w:r>
-          </w:p>
-        </w:tc>
-        <w:tc>
-          <w:tcPr>
-            <w:tcW w:type="dxa" w:w="2016"/>
-            <w:shd w:fill="F7FAFC"/>
-            <w:tcMar>
-              <w:top w:w="80" w:type="dxa"/>
-              <w:bottom w:w="80" w:type="dxa"/>
-              <w:left w:w="120" w:type="dxa"/>
-              <w:right w:w="120" w:type="dxa"/>
-            </w:tcMar>
-          </w:tcPr>
-          <w:p>
-            <w:r>
-              <w:rPr>
-                <w:rFonts w:ascii="Calibri" w:hAnsi="Calibri"/>
-                <w:color w:val="2D3748"/>
-                <w:sz w:val="18"/>
-              </w:rPr>
-              <w:t>PostgreSQL Database</w:t>
-            </w:r>
-          </w:p>
-        </w:tc>
-        <w:tc>
-          <w:tcPr>
-            <w:tcW w:type="dxa" w:w="3168"/>
-            <w:shd w:fill="F7FAFC"/>
-            <w:tcMar>
-              <w:top w:w="80" w:type="dxa"/>
-              <w:bottom w:w="80" w:type="dxa"/>
-              <w:left w:w="120" w:type="dxa"/>
-              <w:right w:w="120" w:type="dxa"/>
-            </w:tcMar>
-          </w:tcPr>
-          <w:p>
-            <w:r>
-              <w:rPr>
-                <w:rFonts w:ascii="Calibri" w:hAnsi="Calibri"/>
-                <w:color w:val="2D3748"/>
-                <w:sz w:val="18"/>
-              </w:rPr>
-              <w:t>Get Scan</w:t>
+              <w:t>List scanner executions</w:t>
             </w:r>
           </w:p>
         </w:tc>
